--- a/application/research statement.docx
+++ b/application/research statement.docx
@@ -50,7 +50,7 @@
           <w:szCs w:val="24"/>
           <w:rtl w:val="0"/>
         </w:rPr>
-        <w:t xml:space="preserve">I decided to go back to school to study epidemiology after working as a statistician for eight years because I found scientific research personally rewarding, and, more specifically, I am motivated by the underlying premise of understanding and preventing the causes of disease that is present in epidemiology. As a graduate student in epidemiology I knew I wanted to weave  my statistical background into my epidemiological research with the application of advanced methods, and consequently in my dissertation work I focused on repeated anthropometric measures as an exposure when studying the connection between early life growth characteristics and cardiovascular disease predictors in adolescence. Transitioning to my current role as a postdoctoral researcher, I have been able to leverage my knowledge of longitudinal analyses in my current research interests, which include a focus on survival analysis to assess breast cancer risk change over time in relation to risk factors such as a relative’s age at diagnosis and body size. If realized, my future research plans will continue my current research focus on breast cancer incidence with the joint application of longitudinal and survival methods to study the role of changing modifiable lifestyle risk factors. My overarching goals and interests in these areas of study are to capture patterns of changing exposures to inform both the prevention and study of underlying causes of breast cancer.</w:t>
+        <w:t xml:space="preserve">I decided to go back to school to study epidemiology after working as a statistician for eight years because I found scientific research personally rewarding, and, more specifically, I am motivated by the underlying premise of understanding and preventing the causes of disease that is present in epidemiology. As a graduate student in epidemiology I knew I wanted to weave my statistical background into my epidemiological research with the application of advanced methods, and consequently in my dissertation work I focused on repeated anthropometric measures as an exposure when studying the connection between early life growth characteristics and cardiovascular disease predictors in adolescence. Transitioning to my current role as a postdoctoral researcher, I have leveraged my knowledge of longitudinal analyses in my current research interests, which include a focus on survival analysis to assess breast cancer risk change over age-time in relation to risk factors such as a relative’s age at diagnosis and body size. If realized, my future research plans will continue my current research focus on breast cancer incidence with the joint application of longitudinal and survival methods to study the role of changing modifiable lifestyle risk factors. My overarching goals and interests are to capture patterns of changing exposures over age-time to inform both the prevention and study of underlying causes of breast cancer.</w:t>
       </w:r>
     </w:p>
     <w:p>
@@ -89,7 +89,7 @@
           <w:szCs w:val="24"/>
           <w:rtl w:val="0"/>
         </w:rPr>
-        <w:t xml:space="preserve">Disease prevention through a better understanding of risk factors was also central to my dissertation research in which I studied the association between early infant growth and lipid levels in adolescence. The “Developmental Origins of Health and Disease” theoretical framework informed my three aims, which, similar to my postdoctoral work, centered on a set of biomarker outcomes -- in this case the lipid biomarkers related to cardiovascular disease risk. To fund my dissertation work, I was fortunate to obtain an individual two-year American Heart Association predoctoral fellowship. To determine the extent to which the associations exist between infant growth and lipid outcomes, I used a combination of methods including a nonlinear mixed effects model and latent class growth mixture modeling to characterize growth as an exposure. Through the three years I spent developing the ideas and plans, analyzing the data, and interpreting the results, I had some unexpected findings that included the association between relatively faster growth and a favorable lipid profile in the first five months of life. I also found in my first aim that the socioeconomic position of an infant’s family can play a role in growth even at the earliest times of life, with lower socioeconomic position linked with slower, and less favorable growth. These findings are not in line with what most evidence to date and could point towards windows of time having distinct growth profiles and unique associations that may not be consistent over time.</w:t>
+        <w:t xml:space="preserve">A better understanding of risk factors was a theme central to my dissertation research in which I studied the association between early infant growth and lipid levels in adolescence. The “Developmental Origins of Health and Disease” theoretical framework informed my three aims, which, similar to my postdoctoral work, centered on a set of biomarker outcomes -- in this case the lipid biomarkers related to cardiovascular disease risk. To fund my dissertation work, I was fortunate to obtain an individual two-year American Heart Association predoctoral fellowship. When determining the extent to which associations exist between infant growth and lipid outcomes, I used a combination of methods including a nonlinear mixed effects model and latent class growth mixture modeling to characterize growth as an exposure. Through the three years I spent developing the ideas and plans, analyzing the data, and interpreting the results, I had some unexpected findings that included the association between relatively faster growth and a favorable lipid profile in the first five months of life. I also found in my first aim that the socioeconomic position of an infant’s family can play a role in growth even at the earliest times of life, with lower socioeconomic position linked with slower, and less favorable growth. These findings are not in line with what most evidence to date and could point towards windows of time having distinct growth profiles and unique associations that may not be consistent over age.</w:t>
       </w:r>
     </w:p>
     <w:p>
@@ -174,16 +174,16 @@
           <w:szCs w:val="24"/>
           <w:rtl w:val="0"/>
         </w:rPr>
-        <w:t xml:space="preserve">My methodological focus on longitudinal changes shifted from longitudinal models to survival models with time-dependent covariates</w:t>
-      </w:r>
-      <w:r>
-        <w:rPr>
-          <w:rFonts w:ascii="Times New Roman" w:cs="Times New Roman" w:eastAsia="Times New Roman" w:hAnsi="Times New Roman"/>
-          <w:sz w:val="24"/>
-          <w:szCs w:val="24"/>
-          <w:rtl w:val="0"/>
-        </w:rPr>
-        <w:t xml:space="preserve">. The first manuscript from my postdoctoral work, Just published this month in the International Journal of Epidemiology, addresses familial correlation of breast cancer age of onset. Our goal was to determine if a woman currently without a breast cancer diagnosis and with a sister diagnosed with cancer has higher breast cancer risk when closer to the age at diagnosis of the affected sister. This project was challenging in the effort required to develop a model that appropriately assesses risk relative to a sister’s diagnosis age, but also rewarding to find evidence supporting an increase in risk around the age of the sister’s diagnosis. This original work, if replicated, offers the potential for use in screening of women with affected sisters.</w:t>
+        <w:t xml:space="preserve">My methodological focus on longitudinal changes shifted from mixed effects and latent class models to survival models with time-dependent covariates</w:t>
+      </w:r>
+      <w:r>
+        <w:rPr>
+          <w:rFonts w:ascii="Times New Roman" w:cs="Times New Roman" w:eastAsia="Times New Roman" w:hAnsi="Times New Roman"/>
+          <w:sz w:val="24"/>
+          <w:szCs w:val="24"/>
+          <w:rtl w:val="0"/>
+        </w:rPr>
+        <w:t xml:space="preserve">. The first manuscript from my postdoctoral work, just published this month in the International Journal of Epidemiology, addresses familial correlation of breast cancer age of onset. Our goal was to determine if a woman currently without a breast cancer diagnosis and with a sister diagnosed with cancer has higher breast cancer risk when closer to the age at diagnosis of the affected sister. We found evidence supporting an increase in risk around the age of the sister’s diagnosis, and this original work, if replicated, offers the potential for use in screening of women with affected sisters.</w:t>
       </w:r>
     </w:p>
     <w:p>
@@ -220,7 +220,7 @@
           <w:szCs w:val="24"/>
           <w:rtl w:val="0"/>
         </w:rPr>
-        <w:t xml:space="preserve"> (BMI) and breast cancer risk over age-time according to pre- and postmenopausal status. Having concluded the analyses for the latter project in a large consortium, we have preliminary evidence suggesting a greater increase in BMI breast cancer risk over age-time for postmenopausal women relative to premenopausal women. This descriptive epidemiology can inform future hypothesis-driven research efforts to understand the etiology of BMI and breast cancer risk switching from a protective association during premenopause to an adverse association during postmenopause. Ultimately, this work can  provide a better understanding of BMI as a protective and risk factor for breast cancer.</w:t>
+        <w:t xml:space="preserve"> (BMI) and breast cancer risk over age-time according to pre- and postmenopausal status. Having concluded the analyses for the latter project in a large consortium, we have preliminary evidence suggesting a greater increase in BMI breast cancer risk over age-time for postmenopausal women relative to premenopausal women. This descriptive epidemiology can inform future hypothesis-driven research efforts to understand the etiology of BMI and breast cancer risk as it switches from a protective association during premenopause to an adverse association during postmenopause.</w:t>
       </w:r>
     </w:p>
     <w:p>
@@ -259,7 +259,7 @@
           <w:szCs w:val="24"/>
           <w:rtl w:val="0"/>
         </w:rPr>
-        <w:t xml:space="preserve"> In considering future research directions, my goal was to include high-impact modifiable exposures relating to breast cancer incidence and to build upon the methodological work I have done with my dissertation and postdoctoral work, namely longitudinal, latent growth mixture modeling, and time-to-event methods. Specifically, I am interested in a lifestyle construct reflecting evidence-based modifiable variables as an exposure both varying over time and considered related to breast cancer incidence as well as all-cause mortality. In fact, a</w:t>
+        <w:t xml:space="preserve">In considering future research directions, my goal was to include high-impact modifiable exposures relating to breast cancer incidence and to build upon the methodological work I have done with my dissertation and postdoctoral work, namely longitudinal, latent growth mixture modeling, and time-to-event methods. Specifically, I am interested in measuring a lifestyle construct of top risk factors, its change as a woman ages, and its relation to breast cancer incidence and all-cause mortality. In fact, a</w:t>
       </w:r>
       <w:r>
         <w:rPr>
@@ -310,7 +310,7 @@
           <w:szCs w:val="24"/>
           <w:rtl w:val="0"/>
         </w:rPr>
-        <w:t xml:space="preserve">In sum, I am motivated and enthusiastic about pursuing an independent research program to better understand the role of common modifiable lifestyle factors in the role of breast cancer and mortality. To be able to follow this path at the George Mason University's College of Health and Human Services would be a welcome opportunity, where I could collaborate with research teams to do research in public health and develop a teaching program in advanced training in epidemiological research methods and data analysis.</w:t>
+        <w:t xml:space="preserve">In sum, I am motivated and enthusiastic about pursuing an independent research program to better understand the role of common modifiable lifestyle factors in the role of breast cancer and mortality. To be able to follow this path at the George Mason University's College of Health and Human Services would be a welcome opportunity, where I could collaborate with research teams to do research in public health and to develop a teaching program in advanced training in epidemiological research methods and data analysis.</w:t>
       </w:r>
       <w:r>
         <w:rPr>
@@ -320,12 +320,41 @@
     </w:p>
     <w:sectPr>
       <w:headerReference r:id="rId6" w:type="default"/>
+      <w:footerReference r:id="rId7" w:type="default"/>
       <w:pgSz w:h="15840" w:w="12240" w:orient="portrait"/>
       <w:pgMar w:bottom="1440" w:top="1440" w:left="1440" w:right="1440" w:header="720" w:footer="720"/>
       <w:pgNumType w:start="1"/>
     </w:sectPr>
   </w:body>
 </w:document>
+</file>
+
+<file path=word/footer1.xml><?xml version="1.0" encoding="utf-8"?>
+<w:ftr xmlns:mc="http://schemas.openxmlformats.org/markup-compatibility/2006" xmlns:o="urn:schemas-microsoft-com:office:office" xmlns:r="http://schemas.openxmlformats.org/officeDocument/2006/relationships" xmlns:m="http://schemas.openxmlformats.org/officeDocument/2006/math" xmlns:v="urn:schemas-microsoft-com:vml" xmlns:wp="http://schemas.openxmlformats.org/drawingml/2006/wordprocessingDrawing" xmlns:w10="urn:schemas-microsoft-com:office:word" xmlns:w="http://schemas.openxmlformats.org/wordprocessingml/2006/main" xmlns:wne="http://schemas.microsoft.com/office/word/2006/wordml" xmlns:sl="http://schemas.openxmlformats.org/schemaLibrary/2006/main" xmlns:a="http://schemas.openxmlformats.org/drawingml/2006/main" xmlns:pic="http://schemas.openxmlformats.org/drawingml/2006/picture" xmlns:c="http://schemas.openxmlformats.org/drawingml/2006/chart" xmlns:lc="http://schemas.openxmlformats.org/drawingml/2006/lockedCanvas" xmlns:dgm="http://schemas.openxmlformats.org/drawingml/2006/diagram" xmlns:wps="http://schemas.microsoft.com/office/word/2010/wordprocessingShape" xmlns:wpg="http://schemas.microsoft.com/office/word/2010/wordprocessingGroup" xmlns:w14="http://schemas.microsoft.com/office/word/2010/wordml" xmlns:w15="http://schemas.microsoft.com/office/word/2012/wordml">
+  <w:p>
+    <w:pPr>
+      <w:rPr/>
+    </w:pPr>
+    <w:r>
+      <w:rPr>
+        <w:rtl w:val="0"/>
+      </w:rPr>
+      <w:t xml:space="preserve">Page </w:t>
+    </w:r>
+    <w:r>
+      <w:rPr/>
+      <w:fldChar w:fldCharType="begin"/>
+      <w:instrText xml:space="preserve">PAGE</w:instrText>
+      <w:fldChar w:fldCharType="separate"/>
+      <w:fldChar w:fldCharType="end"/>
+    </w:r>
+    <w:r>
+      <w:rPr>
+        <w:rtl w:val="0"/>
+      </w:rPr>
+    </w:r>
+  </w:p>
+</w:ftr>
 </file>
 
 <file path=word/header1.xml><?xml version="1.0" encoding="utf-8"?>

--- a/application/research statement.docx
+++ b/application/research statement.docx
@@ -1,112 +1,248 @@
 
 <file path=word/document.xml><?xml version="1.0" encoding="utf-8"?>
-<w:document xmlns:mc="http://schemas.openxmlformats.org/markup-compatibility/2006" xmlns:o="urn:schemas-microsoft-com:office:office" xmlns:r="http://schemas.openxmlformats.org/officeDocument/2006/relationships" xmlns:m="http://schemas.openxmlformats.org/officeDocument/2006/math" xmlns:v="urn:schemas-microsoft-com:vml" xmlns:wp="http://schemas.openxmlformats.org/drawingml/2006/wordprocessingDrawing" xmlns:w10="urn:schemas-microsoft-com:office:word" xmlns:w="http://schemas.openxmlformats.org/wordprocessingml/2006/main" xmlns:wne="http://schemas.microsoft.com/office/word/2006/wordml" xmlns:sl="http://schemas.openxmlformats.org/schemaLibrary/2006/main" xmlns:a="http://schemas.openxmlformats.org/drawingml/2006/main" xmlns:pic="http://schemas.openxmlformats.org/drawingml/2006/picture" xmlns:c="http://schemas.openxmlformats.org/drawingml/2006/chart" xmlns:lc="http://schemas.openxmlformats.org/drawingml/2006/lockedCanvas" xmlns:dgm="http://schemas.openxmlformats.org/drawingml/2006/diagram" xmlns:wps="http://schemas.microsoft.com/office/word/2010/wordprocessingShape" xmlns:wpg="http://schemas.microsoft.com/office/word/2010/wordprocessingGroup" xmlns:w14="http://schemas.microsoft.com/office/word/2010/wordml" xmlns:w15="http://schemas.microsoft.com/office/word/2012/wordml">
+<w:document xmlns:wpc="http://schemas.microsoft.com/office/word/2010/wordprocessingCanvas" xmlns:cx="http://schemas.microsoft.com/office/drawing/2014/chartex" xmlns:cx1="http://schemas.microsoft.com/office/drawing/2015/9/8/chartex" xmlns:mc="http://schemas.openxmlformats.org/markup-compatibility/2006" xmlns:o="urn:schemas-microsoft-com:office:office" xmlns:r="http://schemas.openxmlformats.org/officeDocument/2006/relationships" xmlns:m="http://schemas.openxmlformats.org/officeDocument/2006/math" xmlns:v="urn:schemas-microsoft-com:vml" xmlns:wp14="http://schemas.microsoft.com/office/word/2010/wordprocessingDrawing" xmlns:wp="http://schemas.openxmlformats.org/drawingml/2006/wordprocessingDrawing" xmlns:w10="urn:schemas-microsoft-com:office:word" xmlns:w="http://schemas.openxmlformats.org/wordprocessingml/2006/main" xmlns:w14="http://schemas.microsoft.com/office/word/2010/wordml" xmlns:w15="http://schemas.microsoft.com/office/word/2012/wordml" xmlns:w16se="http://schemas.microsoft.com/office/word/2015/wordml/symex" xmlns:wpg="http://schemas.microsoft.com/office/word/2010/wordprocessingGroup" xmlns:wpi="http://schemas.microsoft.com/office/word/2010/wordprocessingInk" xmlns:wne="http://schemas.microsoft.com/office/word/2006/wordml" xmlns:wps="http://schemas.microsoft.com/office/word/2010/wordprocessingShape" mc:Ignorable="w14 w15 w16se wp14">
   <w:body>
     <w:p>
       <w:pPr>
         <w:pStyle w:val="Heading1"/>
-        <w:spacing w:after="240" w:lineRule="auto"/>
+        <w:spacing w:after="240"/>
         <w:rPr>
           <w:sz w:val="28"/>
           <w:szCs w:val="28"/>
         </w:rPr>
       </w:pPr>
-      <w:bookmarkStart w:colFirst="0" w:colLast="0" w:name="_whc3q6hpelg4" w:id="0"/>
+      <w:bookmarkStart w:id="0" w:name="_whc3q6hpelg4" w:colFirst="0" w:colLast="0"/>
       <w:bookmarkEnd w:id="0"/>
       <w:r>
         <w:rPr>
           <w:sz w:val="28"/>
           <w:szCs w:val="28"/>
-          <w:rtl w:val="0"/>
-        </w:rPr>
-        <w:t xml:space="preserve">I</w:t>
-      </w:r>
-      <w:r>
-        <w:rPr>
-          <w:sz w:val="28"/>
-          <w:szCs w:val="28"/>
-          <w:rtl w:val="0"/>
-        </w:rPr>
-        <w:t xml:space="preserve">ntroduction</w:t>
-      </w:r>
-      <w:r>
-        <w:rPr>
-          <w:rtl w:val="0"/>
-        </w:rPr>
+        </w:rPr>
+        <w:t>Introduction</w:t>
       </w:r>
     </w:p>
     <w:p>
       <w:pPr>
         <w:rPr>
-          <w:rFonts w:ascii="Times New Roman" w:cs="Times New Roman" w:eastAsia="Times New Roman" w:hAnsi="Times New Roman"/>
+          <w:rFonts w:ascii="Times New Roman" w:eastAsia="Times New Roman" w:hAnsi="Times New Roman" w:cs="Times New Roman"/>
           <w:sz w:val="24"/>
           <w:szCs w:val="24"/>
         </w:rPr>
       </w:pPr>
       <w:r>
         <w:rPr>
-          <w:rFonts w:ascii="Times New Roman" w:cs="Times New Roman" w:eastAsia="Times New Roman" w:hAnsi="Times New Roman"/>
-          <w:sz w:val="24"/>
-          <w:szCs w:val="24"/>
-          <w:rtl w:val="0"/>
-        </w:rPr>
-        <w:t xml:space="preserve">I decided to go back to school to study epidemiology after working as a statistician for eight years because I found scientific research personally rewarding, and, more specifically, I am motivated by the underlying premise of understanding and preventing the causes of disease that is present in epidemiology. As a graduate student in epidemiology I knew I wanted to weave my statistical background into my epidemiological research with the application of advanced methods, and consequently in my dissertation work I focused on repeated anthropometric measures as an exposure when studying the connection between early life growth characteristics and cardiovascular disease predictors in adolescence. Transitioning to my current role as a postdoctoral researcher, I have leveraged my knowledge of longitudinal analyses in my current research interests, which include a focus on survival analysis to assess breast cancer risk change over age-time in relation to risk factors such as a relative’s age at diagnosis and body size. If realized, my future research plans will continue my current research focus on breast cancer incidence with the joint application of longitudinal and survival methods to study the role of changing modifiable lifestyle risk factors. My overarching goals and interests are to capture patterns of changing exposures over age-time to inform both the prevention and study of underlying causes of breast cancer.</w:t>
+          <w:rFonts w:ascii="Times New Roman" w:eastAsia="Times New Roman" w:hAnsi="Times New Roman" w:cs="Times New Roman"/>
+          <w:sz w:val="24"/>
+          <w:szCs w:val="24"/>
+        </w:rPr>
+        <w:t>After working as a statistician for eight years, I decided to pursue my Ph.D. in epidemiology because I find scientific research personally rewarding, and, more specifically, I am passionate about understanding and preventing the causes of disease. As a gr</w:t>
+      </w:r>
+      <w:r>
+        <w:rPr>
+          <w:rFonts w:ascii="Times New Roman" w:eastAsia="Times New Roman" w:hAnsi="Times New Roman" w:cs="Times New Roman"/>
+          <w:sz w:val="24"/>
+          <w:szCs w:val="24"/>
+        </w:rPr>
+        <w:t xml:space="preserve">aduate student in </w:t>
+      </w:r>
+      <w:r>
+        <w:rPr>
+          <w:rFonts w:ascii="Times New Roman" w:eastAsia="Times New Roman" w:hAnsi="Times New Roman" w:cs="Times New Roman"/>
+          <w:sz w:val="24"/>
+          <w:szCs w:val="24"/>
+        </w:rPr>
+        <w:t>epidemiology,</w:t>
+      </w:r>
+      <w:r>
+        <w:rPr>
+          <w:rFonts w:ascii="Times New Roman" w:eastAsia="Times New Roman" w:hAnsi="Times New Roman" w:cs="Times New Roman"/>
+          <w:sz w:val="24"/>
+          <w:szCs w:val="24"/>
+        </w:rPr>
+        <w:t xml:space="preserve"> I knew I wanted to weave my statistical background into my epidemiological research with the application of advanced methods, and consequently in my dissertation work I focused on repeated anthropometric measures as an exposu</w:t>
+      </w:r>
+      <w:r>
+        <w:rPr>
+          <w:rFonts w:ascii="Times New Roman" w:eastAsia="Times New Roman" w:hAnsi="Times New Roman" w:cs="Times New Roman"/>
+          <w:sz w:val="24"/>
+          <w:szCs w:val="24"/>
+        </w:rPr>
+        <w:t>re when studying the connection between early life gr</w:t>
+      </w:r>
+      <w:bookmarkStart w:id="1" w:name="_GoBack"/>
+      <w:bookmarkEnd w:id="1"/>
+      <w:r>
+        <w:rPr>
+          <w:rFonts w:ascii="Times New Roman" w:eastAsia="Times New Roman" w:hAnsi="Times New Roman" w:cs="Times New Roman"/>
+          <w:sz w:val="24"/>
+          <w:szCs w:val="24"/>
+        </w:rPr>
+        <w:t>owth characteristics and cardiovascular disease predictors in adolescence. Transitioning to my current role as a postdoctoral researcher, I have leveraged my knowledge of longitudinal analyses in my curr</w:t>
+      </w:r>
+      <w:r>
+        <w:rPr>
+          <w:rFonts w:ascii="Times New Roman" w:eastAsia="Times New Roman" w:hAnsi="Times New Roman" w:cs="Times New Roman"/>
+          <w:sz w:val="24"/>
+          <w:szCs w:val="24"/>
+        </w:rPr>
+        <w:t xml:space="preserve">ent research interests, which include a focus on survival analysis to assess </w:t>
+      </w:r>
+      <w:r>
+        <w:rPr>
+          <w:rFonts w:ascii="Times New Roman" w:eastAsia="Times New Roman" w:hAnsi="Times New Roman" w:cs="Times New Roman"/>
+          <w:sz w:val="24"/>
+          <w:szCs w:val="24"/>
+        </w:rPr>
+        <w:t xml:space="preserve">changing </w:t>
+      </w:r>
+      <w:r>
+        <w:rPr>
+          <w:rFonts w:ascii="Times New Roman" w:eastAsia="Times New Roman" w:hAnsi="Times New Roman" w:cs="Times New Roman"/>
+          <w:sz w:val="24"/>
+          <w:szCs w:val="24"/>
+        </w:rPr>
+        <w:t xml:space="preserve">breast cancer risk </w:t>
+      </w:r>
+      <w:r>
+        <w:rPr>
+          <w:rFonts w:ascii="Times New Roman" w:eastAsia="Times New Roman" w:hAnsi="Times New Roman" w:cs="Times New Roman"/>
+          <w:sz w:val="24"/>
+          <w:szCs w:val="24"/>
+        </w:rPr>
+        <w:t>over age</w:t>
+      </w:r>
+      <w:r>
+        <w:rPr>
+          <w:rFonts w:ascii="Times New Roman" w:eastAsia="Times New Roman" w:hAnsi="Times New Roman" w:cs="Times New Roman"/>
+          <w:sz w:val="24"/>
+          <w:szCs w:val="24"/>
+        </w:rPr>
+        <w:t xml:space="preserve"> and </w:t>
+      </w:r>
+      <w:r>
+        <w:rPr>
+          <w:rFonts w:ascii="Times New Roman" w:eastAsia="Times New Roman" w:hAnsi="Times New Roman" w:cs="Times New Roman"/>
+          <w:sz w:val="24"/>
+          <w:szCs w:val="24"/>
+        </w:rPr>
+        <w:t xml:space="preserve">time in relation to risk factors such as a relative’s age at diagnosis and body size. If realized, my future research plans will be to continue </w:t>
+      </w:r>
+      <w:r>
+        <w:rPr>
+          <w:rFonts w:ascii="Times New Roman" w:eastAsia="Times New Roman" w:hAnsi="Times New Roman" w:cs="Times New Roman"/>
+          <w:sz w:val="24"/>
+          <w:szCs w:val="24"/>
+        </w:rPr>
+        <w:t>my current research focus on breast cancer incidence with the joint application of longitudinal and survival methods to study the role of changing modifiable lifestyle risk factors. My overarching goals and interests are to capture patterns of changing exp</w:t>
+      </w:r>
+      <w:r>
+        <w:rPr>
+          <w:rFonts w:ascii="Times New Roman" w:eastAsia="Times New Roman" w:hAnsi="Times New Roman" w:cs="Times New Roman"/>
+          <w:sz w:val="24"/>
+          <w:szCs w:val="24"/>
+        </w:rPr>
+        <w:t>osures over age and time to inform both the prevention and study of underlying causes of breast cancer.</w:t>
       </w:r>
     </w:p>
     <w:p>
       <w:pPr>
         <w:pStyle w:val="Heading1"/>
-        <w:spacing w:after="240" w:before="240" w:lineRule="auto"/>
+        <w:spacing w:before="240" w:after="240"/>
         <w:rPr>
           <w:sz w:val="28"/>
           <w:szCs w:val="28"/>
         </w:rPr>
       </w:pPr>
-      <w:bookmarkStart w:colFirst="0" w:colLast="0" w:name="_uxav5arx7q7e" w:id="1"/>
-      <w:bookmarkEnd w:id="1"/>
+      <w:bookmarkStart w:id="2" w:name="_uxav5arx7q7e" w:colFirst="0" w:colLast="0"/>
+      <w:bookmarkEnd w:id="2"/>
       <w:r>
         <w:rPr>
           <w:sz w:val="28"/>
           <w:szCs w:val="28"/>
-          <w:rtl w:val="0"/>
-        </w:rPr>
-        <w:t xml:space="preserve">Summary of previous research</w:t>
+        </w:rPr>
+        <w:t>Summary of previous research</w:t>
       </w:r>
     </w:p>
     <w:p>
       <w:pPr>
-        <w:spacing w:after="240" w:before="240" w:lineRule="auto"/>
-        <w:rPr>
-          <w:rFonts w:ascii="Times New Roman" w:cs="Times New Roman" w:eastAsia="Times New Roman" w:hAnsi="Times New Roman"/>
+        <w:spacing w:before="240" w:after="240"/>
+        <w:rPr>
+          <w:rFonts w:ascii="Times New Roman" w:eastAsia="Times New Roman" w:hAnsi="Times New Roman" w:cs="Times New Roman"/>
           <w:sz w:val="24"/>
           <w:szCs w:val="24"/>
         </w:rPr>
       </w:pPr>
       <w:r>
         <w:rPr>
-          <w:rFonts w:ascii="Times New Roman" w:cs="Times New Roman" w:eastAsia="Times New Roman" w:hAnsi="Times New Roman"/>
-          <w:sz w:val="24"/>
-          <w:szCs w:val="24"/>
-          <w:rtl w:val="0"/>
-        </w:rPr>
-        <w:t xml:space="preserve">A better understanding of risk factors was a theme central to my dissertation research in which I studied the association between early infant growth and lipid levels in adolescence. The “Developmental Origins of Health and Disease” theoretical framework informed my three aims, which, similar to my postdoctoral work, centered on a set of biomarker outcomes -- in this case the lipid biomarkers related to cardiovascular disease risk. To fund my dissertation work, I was fortunate to obtain an individual two-year American Heart Association predoctoral fellowship. When determining the extent to which associations exist between infant growth and lipid outcomes, I used a combination of methods including a nonlinear mixed effects model and latent class growth mixture modeling to characterize growth as an exposure. Through the three years I spent developing the ideas and plans, analyzing the data, and interpreting the results, I had some unexpected findings that included the association between relatively faster growth and a favorable lipid profile in the first five months of life. I also found in my first aim that the socioeconomic position of an infant’s family can play a role in growth even at the earliest times of life, with lower socioeconomic position linked with slower, and less favorable growth. These findings are not in line with what most evidence to date and could point towards windows of time having distinct growth profiles and unique associations that may not be consistent over age.</w:t>
+          <w:rFonts w:ascii="Times New Roman" w:eastAsia="Times New Roman" w:hAnsi="Times New Roman" w:cs="Times New Roman"/>
+          <w:sz w:val="24"/>
+          <w:szCs w:val="24"/>
+        </w:rPr>
+        <w:t>In my dissertation research, I wanted to better understand associations between early infant growth and lipid levels in ado</w:t>
+      </w:r>
+      <w:r>
+        <w:rPr>
+          <w:rFonts w:ascii="Times New Roman" w:eastAsia="Times New Roman" w:hAnsi="Times New Roman" w:cs="Times New Roman"/>
+          <w:sz w:val="24"/>
+          <w:szCs w:val="24"/>
+        </w:rPr>
+        <w:t>lescence. The “Developmental Origins of Health and Disease” theoretical framework informed my three aims, which, similar to my postdoctoral work, centered on a set of biomarker outcomes -- in this case the lipid biomarkers related to cardiovascular disease</w:t>
+      </w:r>
+      <w:r>
+        <w:rPr>
+          <w:rFonts w:ascii="Times New Roman" w:eastAsia="Times New Roman" w:hAnsi="Times New Roman" w:cs="Times New Roman"/>
+          <w:sz w:val="24"/>
+          <w:szCs w:val="24"/>
+        </w:rPr>
+        <w:t xml:space="preserve"> risk. To fund my dissertation work, I was fortunate to obtain an individual two-year American Heart Association predoctoral fellowship. When determining the extent to which associations exist between infant growth and lipid outcomes, I used a combination </w:t>
+      </w:r>
+      <w:r>
+        <w:rPr>
+          <w:rFonts w:ascii="Times New Roman" w:eastAsia="Times New Roman" w:hAnsi="Times New Roman" w:cs="Times New Roman"/>
+          <w:sz w:val="24"/>
+          <w:szCs w:val="24"/>
+        </w:rPr>
+        <w:t>of methods including a nonlinear mixed effects model and latent class growth mixture modeling to characterize growth as an exposure. Through the three years I spent developing the ideas and plans, analyzing the data, and interpreting the results, I had som</w:t>
+      </w:r>
+      <w:r>
+        <w:rPr>
+          <w:rFonts w:ascii="Times New Roman" w:eastAsia="Times New Roman" w:hAnsi="Times New Roman" w:cs="Times New Roman"/>
+          <w:sz w:val="24"/>
+          <w:szCs w:val="24"/>
+        </w:rPr>
+        <w:t>e unexpected findings that included the association between relatively faster growth and a favorable lipid profile in the first five months of life. I also found in my first aim that the socioeconomic position of an infant’s family can play a role in growt</w:t>
+      </w:r>
+      <w:r>
+        <w:rPr>
+          <w:rFonts w:ascii="Times New Roman" w:eastAsia="Times New Roman" w:hAnsi="Times New Roman" w:cs="Times New Roman"/>
+          <w:sz w:val="24"/>
+          <w:szCs w:val="24"/>
+        </w:rPr>
+        <w:t>h even at the earliest times of life, with lower socioeconomic position linked with slower, and less favorable growth. These findings are not in line with what most evidence to date and could point towards windows of time having distinct growth profiles an</w:t>
+      </w:r>
+      <w:r>
+        <w:rPr>
+          <w:rFonts w:ascii="Times New Roman" w:eastAsia="Times New Roman" w:hAnsi="Times New Roman" w:cs="Times New Roman"/>
+          <w:sz w:val="24"/>
+          <w:szCs w:val="24"/>
+        </w:rPr>
+        <w:t>d unique associations that may not be consistent over age.</w:t>
       </w:r>
     </w:p>
     <w:p>
       <w:pPr>
-        <w:spacing w:after="240" w:before="240" w:lineRule="auto"/>
-        <w:rPr>
-          <w:rFonts w:ascii="Times New Roman" w:cs="Times New Roman" w:eastAsia="Times New Roman" w:hAnsi="Times New Roman"/>
+        <w:spacing w:before="240" w:after="240"/>
+        <w:rPr>
+          <w:rFonts w:ascii="Times New Roman" w:eastAsia="Times New Roman" w:hAnsi="Times New Roman" w:cs="Times New Roman"/>
           <w:sz w:val="28"/>
           <w:szCs w:val="28"/>
         </w:rPr>
       </w:pPr>
       <w:r>
         <w:rPr>
-          <w:rFonts w:ascii="Times New Roman" w:cs="Times New Roman" w:eastAsia="Times New Roman" w:hAnsi="Times New Roman"/>
+          <w:rFonts w:ascii="Times New Roman" w:eastAsia="Times New Roman" w:hAnsi="Times New Roman" w:cs="Times New Roman"/>
           <w:sz w:val="28"/>
           <w:szCs w:val="28"/>
-          <w:rtl w:val="0"/>
         </w:rPr>
         <w:t xml:space="preserve"> </w:t>
       </w:r>
@@ -114,283 +250,346 @@
     <w:p>
       <w:pPr>
         <w:pStyle w:val="Heading1"/>
-        <w:spacing w:after="240" w:before="240" w:lineRule="auto"/>
+        <w:spacing w:before="240" w:after="240"/>
         <w:rPr>
           <w:sz w:val="28"/>
           <w:szCs w:val="28"/>
         </w:rPr>
       </w:pPr>
-      <w:bookmarkStart w:colFirst="0" w:colLast="0" w:name="_repmu8w5t1s" w:id="2"/>
-      <w:bookmarkEnd w:id="2"/>
+      <w:bookmarkStart w:id="3" w:name="_repmu8w5t1s" w:colFirst="0" w:colLast="0"/>
+      <w:bookmarkEnd w:id="3"/>
       <w:r>
         <w:rPr>
           <w:sz w:val="28"/>
           <w:szCs w:val="28"/>
-          <w:rtl w:val="0"/>
-        </w:rPr>
-        <w:t xml:space="preserve">Summary of current research</w:t>
+        </w:rPr>
+        <w:lastRenderedPageBreak/>
+        <w:t>Summary of current research</w:t>
       </w:r>
     </w:p>
     <w:p>
       <w:pPr>
-        <w:spacing w:after="240" w:before="240" w:lineRule="auto"/>
-        <w:rPr>
-          <w:rFonts w:ascii="Times New Roman" w:cs="Times New Roman" w:eastAsia="Times New Roman" w:hAnsi="Times New Roman"/>
+        <w:spacing w:before="240" w:after="240"/>
+        <w:rPr>
+          <w:rFonts w:ascii="Times New Roman" w:eastAsia="Times New Roman" w:hAnsi="Times New Roman" w:cs="Times New Roman"/>
           <w:sz w:val="24"/>
           <w:szCs w:val="24"/>
         </w:rPr>
       </w:pPr>
       <w:r>
         <w:rPr>
-          <w:rFonts w:ascii="Times New Roman" w:cs="Times New Roman" w:eastAsia="Times New Roman" w:hAnsi="Times New Roman"/>
-          <w:sz w:val="24"/>
-          <w:szCs w:val="24"/>
-          <w:rtl w:val="0"/>
-        </w:rPr>
-        <w:t xml:space="preserve">Following my doctoral work studying links between infant growth and lipid levels in adolescence, I transitioned to postdoctoral work with a focus on breast cancer risk outcomes. This postdoctoral research experience </w:t>
-      </w:r>
-      <w:r>
-        <w:rPr>
-          <w:rFonts w:ascii="Times New Roman" w:cs="Times New Roman" w:eastAsia="Times New Roman" w:hAnsi="Times New Roman"/>
-          <w:sz w:val="24"/>
-          <w:szCs w:val="24"/>
-          <w:rtl w:val="0"/>
-        </w:rPr>
-        <w:t xml:space="preserve">has been challenging to le</w:t>
-      </w:r>
-      <w:r>
-        <w:rPr>
-          <w:rFonts w:ascii="Times New Roman" w:cs="Times New Roman" w:eastAsia="Times New Roman" w:hAnsi="Times New Roman"/>
-          <w:sz w:val="24"/>
-          <w:szCs w:val="24"/>
-          <w:rtl w:val="0"/>
-        </w:rPr>
-        <w:t xml:space="preserve">arn best practices in breast cancer research, but also rewarding to now have productive research spanning both  cardiovascular disease and cancer outcomes, two of the most frequently occurring diseases. </w:t>
-      </w:r>
-      <w:r>
-        <w:rPr>
-          <w:rFonts w:ascii="Times New Roman" w:cs="Times New Roman" w:eastAsia="Times New Roman" w:hAnsi="Times New Roman"/>
-          <w:sz w:val="24"/>
-          <w:szCs w:val="24"/>
-          <w:rtl w:val="0"/>
-        </w:rPr>
-        <w:t xml:space="preserve">My methodological focus on longitudinal changes shifted from mixed effects and latent class models to survival models with time-dependent covariates</w:t>
-      </w:r>
-      <w:r>
-        <w:rPr>
-          <w:rFonts w:ascii="Times New Roman" w:cs="Times New Roman" w:eastAsia="Times New Roman" w:hAnsi="Times New Roman"/>
-          <w:sz w:val="24"/>
-          <w:szCs w:val="24"/>
-          <w:rtl w:val="0"/>
-        </w:rPr>
-        <w:t xml:space="preserve">. The first manuscript from my postdoctoral work, just published this month in the International Journal of Epidemiology, addresses familial correlation of breast cancer age of onset. Our goal was to determine if a woman currently without a breast cancer diagnosis and with a sister diagnosed with cancer has higher breast cancer risk when closer to the age at diagnosis of the affected sister. We found evidence supporting an increase in risk around the age of the sister’s diagnosis, and this original work, if replicated, offers the potential for use in screening of women with affected sisters.</w:t>
+          <w:rFonts w:ascii="Times New Roman" w:eastAsia="Times New Roman" w:hAnsi="Times New Roman" w:cs="Times New Roman"/>
+          <w:sz w:val="24"/>
+          <w:szCs w:val="24"/>
+        </w:rPr>
+        <w:t>Following my doctoral work studying links between infant growth and lipid levels in adolescence, I transitioned to postdoctoral work with a focus on breast cancer risk</w:t>
+      </w:r>
+      <w:r>
+        <w:rPr>
+          <w:rFonts w:ascii="Times New Roman" w:eastAsia="Times New Roman" w:hAnsi="Times New Roman" w:cs="Times New Roman"/>
+          <w:sz w:val="24"/>
+          <w:szCs w:val="24"/>
+        </w:rPr>
+        <w:t xml:space="preserve"> outcomes. This postdoctoral research experience has been challenging to learn best practices in breast cancer research, but also rewarding to now have productive research spanning both  cardiovascular disease and cancer outcomes, two of the most frequentl</w:t>
+      </w:r>
+      <w:r>
+        <w:rPr>
+          <w:rFonts w:ascii="Times New Roman" w:eastAsia="Times New Roman" w:hAnsi="Times New Roman" w:cs="Times New Roman"/>
+          <w:sz w:val="24"/>
+          <w:szCs w:val="24"/>
+        </w:rPr>
+        <w:t xml:space="preserve">y occurring diseases in the United States. My methodological focus on longitudinal changes shifted from mixed effects and latent class models to survival models with time-dependent covariates. The first manuscript from my postdoctoral work, just published </w:t>
+      </w:r>
+      <w:r>
+        <w:rPr>
+          <w:rFonts w:ascii="Times New Roman" w:eastAsia="Times New Roman" w:hAnsi="Times New Roman" w:cs="Times New Roman"/>
+          <w:sz w:val="24"/>
+          <w:szCs w:val="24"/>
+        </w:rPr>
+        <w:t>this month in the International Journal of Epidemiology, addresses familial correlation of breast cancer age of onset. Our goal was to determine if a woman currently without a breast cancer diagnosis and with a sister diagnosed with cancer has higher breas</w:t>
+      </w:r>
+      <w:r>
+        <w:rPr>
+          <w:rFonts w:ascii="Times New Roman" w:eastAsia="Times New Roman" w:hAnsi="Times New Roman" w:cs="Times New Roman"/>
+          <w:sz w:val="24"/>
+          <w:szCs w:val="24"/>
+        </w:rPr>
+        <w:t>t cancer risk when closer to the age at diagnosis of the affected sister. We found evidence supporting an increase in risk around the age of the sister’s diagnosis, and this original work offers the potential for use in diagnostic screening of women with a</w:t>
+      </w:r>
+      <w:r>
+        <w:rPr>
+          <w:rFonts w:ascii="Times New Roman" w:eastAsia="Times New Roman" w:hAnsi="Times New Roman" w:cs="Times New Roman"/>
+          <w:sz w:val="24"/>
+          <w:szCs w:val="24"/>
+        </w:rPr>
+        <w:t>ffected sisters.</w:t>
       </w:r>
     </w:p>
     <w:p>
       <w:pPr>
-        <w:spacing w:after="240" w:before="240" w:lineRule="auto"/>
-        <w:rPr>
-          <w:rFonts w:ascii="Times New Roman" w:cs="Times New Roman" w:eastAsia="Times New Roman" w:hAnsi="Times New Roman"/>
+        <w:spacing w:before="240" w:after="240"/>
+        <w:rPr>
+          <w:rFonts w:ascii="Times New Roman" w:eastAsia="Times New Roman" w:hAnsi="Times New Roman" w:cs="Times New Roman"/>
           <w:sz w:val="24"/>
           <w:szCs w:val="24"/>
         </w:rPr>
       </w:pPr>
       <w:r>
         <w:rPr>
-          <w:rFonts w:ascii="Times New Roman" w:cs="Times New Roman" w:eastAsia="Times New Roman" w:hAnsi="Times New Roman"/>
-          <w:sz w:val="24"/>
-          <w:szCs w:val="24"/>
-          <w:rtl w:val="0"/>
-        </w:rPr>
-        <w:t xml:space="preserve">Several in-progress projects that also involve breast cancer incidence outcomes include a multi-aim project focusing on serum iron biomarkers, and a descriptive analysis of the change of associations between body mass </w:t>
-      </w:r>
-      <w:r>
-        <w:rPr>
-          <w:rFonts w:ascii="Times New Roman" w:cs="Times New Roman" w:eastAsia="Times New Roman" w:hAnsi="Times New Roman"/>
-          <w:sz w:val="24"/>
-          <w:szCs w:val="24"/>
-          <w:rtl w:val="0"/>
-        </w:rPr>
-        <w:t xml:space="preserve">index</w:t>
-      </w:r>
-      <w:r>
-        <w:rPr>
-          <w:rFonts w:ascii="Times New Roman" w:cs="Times New Roman" w:eastAsia="Times New Roman" w:hAnsi="Times New Roman"/>
-          <w:sz w:val="24"/>
-          <w:szCs w:val="24"/>
-          <w:rtl w:val="0"/>
-        </w:rPr>
-        <w:t xml:space="preserve"> (BMI) and breast cancer risk over age-time according to pre- and postmenopausal status. Having concluded the analyses for the latter project in a large consortium, we have preliminary evidence suggesting a greater increase in BMI breast cancer risk over age-time for postmenopausal women relative to premenopausal women. This descriptive epidemiology can inform future hypothesis-driven research efforts to understand the etiology of BMI and breast cancer risk as it switches from a protective association during premenopause to an adverse association during postmenopause.</w:t>
+          <w:rFonts w:ascii="Times New Roman" w:eastAsia="Times New Roman" w:hAnsi="Times New Roman" w:cs="Times New Roman"/>
+          <w:sz w:val="24"/>
+          <w:szCs w:val="24"/>
+        </w:rPr>
+        <w:t>Several in-progress projects that also involve breast cancer incidence outcomes include a multi-aim project focusing on serum iron biomarkers, and a descriptive analysis of the change of associations between body mass index (BMI) and breas</w:t>
+      </w:r>
+      <w:r>
+        <w:rPr>
+          <w:rFonts w:ascii="Times New Roman" w:eastAsia="Times New Roman" w:hAnsi="Times New Roman" w:cs="Times New Roman"/>
+          <w:sz w:val="24"/>
+          <w:szCs w:val="24"/>
+        </w:rPr>
+        <w:t>t cancer risk over age and time according to pre- and postmenopausal status. Having concluded the analyses for the latter project in a large consortium, we have preliminary evidence suggesting a stronger association between BMI and  breast cancer risk over</w:t>
+      </w:r>
+      <w:r>
+        <w:rPr>
+          <w:rFonts w:ascii="Times New Roman" w:eastAsia="Times New Roman" w:hAnsi="Times New Roman" w:cs="Times New Roman"/>
+          <w:sz w:val="24"/>
+          <w:szCs w:val="24"/>
+        </w:rPr>
+        <w:t xml:space="preserve"> age-time for postmenopausal women relative to premenopausal women. This descriptive epidemiology can inform future hypothesis-driven research efforts to understand the etiology of BMI and breast cancer risk as it switches from a protective association dur</w:t>
+      </w:r>
+      <w:r>
+        <w:rPr>
+          <w:rFonts w:ascii="Times New Roman" w:eastAsia="Times New Roman" w:hAnsi="Times New Roman" w:cs="Times New Roman"/>
+          <w:sz w:val="24"/>
+          <w:szCs w:val="24"/>
+        </w:rPr>
+        <w:t>ing premenopause to an adverse association during postmenopause.</w:t>
       </w:r>
     </w:p>
     <w:p>
       <w:pPr>
         <w:pStyle w:val="Heading1"/>
-        <w:spacing w:after="240" w:before="240" w:lineRule="auto"/>
+        <w:spacing w:before="240" w:after="240"/>
         <w:rPr>
           <w:sz w:val="28"/>
           <w:szCs w:val="28"/>
         </w:rPr>
       </w:pPr>
-      <w:bookmarkStart w:colFirst="0" w:colLast="0" w:name="_nb36ftaxz5wo" w:id="3"/>
-      <w:bookmarkEnd w:id="3"/>
+      <w:bookmarkStart w:id="4" w:name="_nb36ftaxz5wo" w:colFirst="0" w:colLast="0"/>
+      <w:bookmarkEnd w:id="4"/>
       <w:r>
         <w:rPr>
           <w:sz w:val="28"/>
           <w:szCs w:val="28"/>
-          <w:rtl w:val="0"/>
-        </w:rPr>
-        <w:t xml:space="preserve">Future research</w:t>
+        </w:rPr>
+        <w:t>Future research</w:t>
       </w:r>
     </w:p>
     <w:p>
       <w:pPr>
-        <w:spacing w:after="240" w:before="240" w:lineRule="auto"/>
-        <w:rPr>
-          <w:rFonts w:ascii="Times New Roman" w:cs="Times New Roman" w:eastAsia="Times New Roman" w:hAnsi="Times New Roman"/>
-          <w:sz w:val="24"/>
-          <w:szCs w:val="24"/>
-        </w:rPr>
+        <w:spacing w:before="240" w:after="240"/>
       </w:pPr>
       <w:r>
         <w:rPr>
-          <w:rFonts w:ascii="Times New Roman" w:cs="Times New Roman" w:eastAsia="Times New Roman" w:hAnsi="Times New Roman"/>
-          <w:sz w:val="24"/>
-          <w:szCs w:val="24"/>
-          <w:rtl w:val="0"/>
-        </w:rPr>
-        <w:t xml:space="preserve">In considering future research directions, my goal was to include high-impact modifiable exposures relating to breast cancer incidence and to build upon the methodological work I have done with my dissertation and postdoctoral work, namely longitudinal, latent growth mixture modeling, and time-to-event methods. Specifically, I am interested in measuring a lifestyle construct of top risk factors, its change as a woman ages, and its relation to breast cancer incidence and all-cause mortality. In fact, a</w:t>
-      </w:r>
-      <w:r>
-        <w:rPr>
-          <w:rFonts w:ascii="Times New Roman" w:cs="Times New Roman" w:eastAsia="Times New Roman" w:hAnsi="Times New Roman"/>
-          <w:sz w:val="24"/>
-          <w:szCs w:val="24"/>
-          <w:rtl w:val="0"/>
-        </w:rPr>
-        <w:t xml:space="preserve"> recent study</w:t>
-      </w:r>
-      <w:r>
-        <w:rPr>
-          <w:rFonts w:ascii="Times New Roman" w:cs="Times New Roman" w:eastAsia="Times New Roman" w:hAnsi="Times New Roman"/>
-          <w:sz w:val="24"/>
-          <w:szCs w:val="24"/>
-          <w:rtl w:val="0"/>
-        </w:rPr>
-        <w:t xml:space="preserve"> has found that fewer than 10 percent of federally funded research projects consider more than one of the top ten risk factors for mortality at a time. In my planned future research, which I am currently developing as a K award application to be submitted to the National Institute of Aging in 2021, my plan is to advance knowledge of lifestyle change and its relationship with cancer incidence and mortality. To accomplish this aim, my methods will include a joint regression model simultaneously combining longitudinal and Cox models. To date, most research centers on cross-sectional lifestyle measures, missing the potential to capture variability over time. These lifestyle exposures, which include body mass index, sedentary behavior, alcohol use, and smoking, are also a good opportunity to teach advanced epidemiologic methods related to common public health </w:t>
-      </w:r>
-      <w:r>
-        <w:rPr>
-          <w:rFonts w:ascii="Times New Roman" w:cs="Times New Roman" w:eastAsia="Times New Roman" w:hAnsi="Times New Roman"/>
-          <w:sz w:val="24"/>
-          <w:szCs w:val="24"/>
-          <w:rtl w:val="0"/>
-        </w:rPr>
-        <w:t xml:space="preserve">exposures</w:t>
-      </w:r>
-      <w:r>
-        <w:rPr>
-          <w:rFonts w:ascii="Times New Roman" w:cs="Times New Roman" w:eastAsia="Times New Roman" w:hAnsi="Times New Roman"/>
-          <w:sz w:val="24"/>
-          <w:szCs w:val="24"/>
-          <w:rtl w:val="0"/>
-        </w:rPr>
-        <w:t xml:space="preserve">.</w:t>
-      </w:r>
-    </w:p>
-    <w:p>
-      <w:pPr>
-        <w:spacing w:after="240" w:before="240" w:lineRule="auto"/>
-        <w:rPr/>
-      </w:pPr>
-      <w:r>
-        <w:rPr>
-          <w:rFonts w:ascii="Times New Roman" w:cs="Times New Roman" w:eastAsia="Times New Roman" w:hAnsi="Times New Roman"/>
-          <w:sz w:val="24"/>
-          <w:szCs w:val="24"/>
-          <w:rtl w:val="0"/>
-        </w:rPr>
-        <w:t xml:space="preserve">In sum, I am motivated and enthusiastic about pursuing an independent research program to better understand the role of common modifiable lifestyle factors in the role of breast cancer and mortality. To be able to follow this path at the George Mason University's College of Health and Human Services would be a welcome opportunity, where I could collaborate with research teams to do research in public health and to develop a teaching program in advanced training in epidemiological research methods and data analysis.</w:t>
-      </w:r>
-      <w:r>
-        <w:rPr>
-          <w:rtl w:val="0"/>
-        </w:rPr>
+          <w:rFonts w:ascii="Times New Roman" w:eastAsia="Times New Roman" w:hAnsi="Times New Roman" w:cs="Times New Roman"/>
+          <w:sz w:val="24"/>
+          <w:szCs w:val="24"/>
+        </w:rPr>
+        <w:t>In my planned future research, which I am currently developing as a K award application to be submitted to the National Institute of Aging in 2021, my plan is to advance knowl</w:t>
+      </w:r>
+      <w:r>
+        <w:rPr>
+          <w:rFonts w:ascii="Times New Roman" w:eastAsia="Times New Roman" w:hAnsi="Times New Roman" w:cs="Times New Roman"/>
+          <w:sz w:val="24"/>
+          <w:szCs w:val="24"/>
+        </w:rPr>
+        <w:t>edge of lifestyle change and its relationship with cancer incidence and mortality. To accomplish this aim, my methods will include a joint regression model simultaneously combining longitudinal and Cox models. To date, most research centers on cross-sectio</w:t>
+      </w:r>
+      <w:r>
+        <w:rPr>
+          <w:rFonts w:ascii="Times New Roman" w:eastAsia="Times New Roman" w:hAnsi="Times New Roman" w:cs="Times New Roman"/>
+          <w:sz w:val="24"/>
+          <w:szCs w:val="24"/>
+        </w:rPr>
+        <w:t>nal lifestyle measures, missing the potential to capture variability over time. These lifestyle exposures, which include body mass index, sedentary behavior, alcohol use, and smoking, are also a good opportunity to teach students advanced epidemiologic met</w:t>
+      </w:r>
+      <w:r>
+        <w:rPr>
+          <w:rFonts w:ascii="Times New Roman" w:eastAsia="Times New Roman" w:hAnsi="Times New Roman" w:cs="Times New Roman"/>
+          <w:sz w:val="24"/>
+          <w:szCs w:val="24"/>
+        </w:rPr>
+        <w:t>hods related to common public health exposures. In considering future research directions, my goal is to include high-impact modifiable exposures relating to breast cancer incidence and to build upon the methodological work I have done with my dissertation</w:t>
+      </w:r>
+      <w:r>
+        <w:rPr>
+          <w:rFonts w:ascii="Times New Roman" w:eastAsia="Times New Roman" w:hAnsi="Times New Roman" w:cs="Times New Roman"/>
+          <w:sz w:val="24"/>
+          <w:szCs w:val="24"/>
+        </w:rPr>
+        <w:t xml:space="preserve"> and postdoctoral work, namely longitudinal, latent growth mixture modeling, and time-to-event methods. Specifically, I am interested in measuring a lifestyle construct of top risk factors, its change as a woman ages, and its relation to breast cancer inci</w:t>
+      </w:r>
+      <w:r>
+        <w:rPr>
+          <w:rFonts w:ascii="Times New Roman" w:eastAsia="Times New Roman" w:hAnsi="Times New Roman" w:cs="Times New Roman"/>
+          <w:sz w:val="24"/>
+          <w:szCs w:val="24"/>
+        </w:rPr>
+        <w:t xml:space="preserve">dence and all-cause </w:t>
+      </w:r>
+      <w:r>
+        <w:rPr>
+          <w:rFonts w:ascii="Times New Roman" w:eastAsia="Times New Roman" w:hAnsi="Times New Roman" w:cs="Times New Roman"/>
+          <w:sz w:val="24"/>
+          <w:szCs w:val="24"/>
+        </w:rPr>
+        <w:lastRenderedPageBreak/>
+        <w:t>mortality. In fact, a recent study has found that fewer than 10 percent of federally funded research projects consider more than one of the top ten risk factors for mortality at a time and my plan is to continue to expand my research, w</w:t>
+      </w:r>
+      <w:r>
+        <w:rPr>
+          <w:rFonts w:ascii="Times New Roman" w:eastAsia="Times New Roman" w:hAnsi="Times New Roman" w:cs="Times New Roman"/>
+          <w:sz w:val="24"/>
+          <w:szCs w:val="24"/>
+        </w:rPr>
+        <w:t xml:space="preserve">hich considers multiple risk factors for breast cancer. In sum, I am motivated and enthusiastic about pursuing an independent research program to better understand the role of common modifiable lifestyle factors in the role of breast cancer and mortality. </w:t>
+      </w:r>
+      <w:r>
+        <w:rPr>
+          <w:rFonts w:ascii="Times New Roman" w:eastAsia="Times New Roman" w:hAnsi="Times New Roman" w:cs="Times New Roman"/>
+          <w:sz w:val="24"/>
+          <w:szCs w:val="24"/>
+        </w:rPr>
+        <w:t>To be able to follow this path at the George Mason University's College of Health and Human Services would be a welcome opportunity, where my research would mesh well with existing public health research teams and where I can collaborate in the development</w:t>
+      </w:r>
+      <w:r>
+        <w:rPr>
+          <w:rFonts w:ascii="Times New Roman" w:eastAsia="Times New Roman" w:hAnsi="Times New Roman" w:cs="Times New Roman"/>
+          <w:sz w:val="24"/>
+          <w:szCs w:val="24"/>
+        </w:rPr>
+        <w:t xml:space="preserve"> of a teaching program in advanced training in research methods and data analysis.</w:t>
       </w:r>
     </w:p>
     <w:sectPr>
-      <w:headerReference r:id="rId6" w:type="default"/>
-      <w:footerReference r:id="rId7" w:type="default"/>
-      <w:pgSz w:h="15840" w:w="12240" w:orient="portrait"/>
-      <w:pgMar w:bottom="1440" w:top="1440" w:left="1440" w:right="1440" w:header="720" w:footer="720"/>
+      <w:headerReference w:type="default" r:id="rId6"/>
+      <w:footerReference w:type="default" r:id="rId7"/>
+      <w:pgSz w:w="12240" w:h="15840"/>
+      <w:pgMar w:top="1440" w:right="1440" w:bottom="1440" w:left="1440" w:header="720" w:footer="720" w:gutter="0"/>
       <w:pgNumType w:start="1"/>
+      <w:cols w:space="720"/>
     </w:sectPr>
   </w:body>
 </w:document>
 </file>
 
+<file path=word/endnotes.xml><?xml version="1.0" encoding="utf-8"?>
+<w:endnotes xmlns:wpc="http://schemas.microsoft.com/office/word/2010/wordprocessingCanvas" xmlns:cx="http://schemas.microsoft.com/office/drawing/2014/chartex" xmlns:cx1="http://schemas.microsoft.com/office/drawing/2015/9/8/chartex" xmlns:mc="http://schemas.openxmlformats.org/markup-compatibility/2006" xmlns:o="urn:schemas-microsoft-com:office:office" xmlns:r="http://schemas.openxmlformats.org/officeDocument/2006/relationships" xmlns:m="http://schemas.openxmlformats.org/officeDocument/2006/math" xmlns:v="urn:schemas-microsoft-com:vml" xmlns:wp14="http://schemas.microsoft.com/office/word/2010/wordprocessingDrawing" xmlns:wp="http://schemas.openxmlformats.org/drawingml/2006/wordprocessingDrawing" xmlns:w10="urn:schemas-microsoft-com:office:word" xmlns:w="http://schemas.openxmlformats.org/wordprocessingml/2006/main" xmlns:w14="http://schemas.microsoft.com/office/word/2010/wordml" xmlns:w15="http://schemas.microsoft.com/office/word/2012/wordml" xmlns:w16se="http://schemas.microsoft.com/office/word/2015/wordml/symex" xmlns:wpg="http://schemas.microsoft.com/office/word/2010/wordprocessingGroup" xmlns:wpi="http://schemas.microsoft.com/office/word/2010/wordprocessingInk" xmlns:wne="http://schemas.microsoft.com/office/word/2006/wordml" xmlns:wps="http://schemas.microsoft.com/office/word/2010/wordprocessingShape" mc:Ignorable="w14 w15 w16se wp14">
+  <w:endnote w:type="separator" w:id="-1">
+    <w:p>
+      <w:pPr>
+        <w:spacing w:line="240" w:lineRule="auto"/>
+      </w:pPr>
+      <w:r>
+        <w:separator/>
+      </w:r>
+    </w:p>
+  </w:endnote>
+  <w:endnote w:type="continuationSeparator" w:id="0">
+    <w:p>
+      <w:pPr>
+        <w:spacing w:line="240" w:lineRule="auto"/>
+      </w:pPr>
+      <w:r>
+        <w:continuationSeparator/>
+      </w:r>
+    </w:p>
+  </w:endnote>
+</w:endnotes>
+</file>
+
 <file path=word/footer1.xml><?xml version="1.0" encoding="utf-8"?>
-<w:ftr xmlns:mc="http://schemas.openxmlformats.org/markup-compatibility/2006" xmlns:o="urn:schemas-microsoft-com:office:office" xmlns:r="http://schemas.openxmlformats.org/officeDocument/2006/relationships" xmlns:m="http://schemas.openxmlformats.org/officeDocument/2006/math" xmlns:v="urn:schemas-microsoft-com:vml" xmlns:wp="http://schemas.openxmlformats.org/drawingml/2006/wordprocessingDrawing" xmlns:w10="urn:schemas-microsoft-com:office:word" xmlns:w="http://schemas.openxmlformats.org/wordprocessingml/2006/main" xmlns:wne="http://schemas.microsoft.com/office/word/2006/wordml" xmlns:sl="http://schemas.openxmlformats.org/schemaLibrary/2006/main" xmlns:a="http://schemas.openxmlformats.org/drawingml/2006/main" xmlns:pic="http://schemas.openxmlformats.org/drawingml/2006/picture" xmlns:c="http://schemas.openxmlformats.org/drawingml/2006/chart" xmlns:lc="http://schemas.openxmlformats.org/drawingml/2006/lockedCanvas" xmlns:dgm="http://schemas.openxmlformats.org/drawingml/2006/diagram" xmlns:wps="http://schemas.microsoft.com/office/word/2010/wordprocessingShape" xmlns:wpg="http://schemas.microsoft.com/office/word/2010/wordprocessingGroup" xmlns:w14="http://schemas.microsoft.com/office/word/2010/wordml" xmlns:w15="http://schemas.microsoft.com/office/word/2012/wordml">
+<w:ftr xmlns:wpc="http://schemas.microsoft.com/office/word/2010/wordprocessingCanvas" xmlns:cx="http://schemas.microsoft.com/office/drawing/2014/chartex" xmlns:cx1="http://schemas.microsoft.com/office/drawing/2015/9/8/chartex" xmlns:mc="http://schemas.openxmlformats.org/markup-compatibility/2006" xmlns:o="urn:schemas-microsoft-com:office:office" xmlns:r="http://schemas.openxmlformats.org/officeDocument/2006/relationships" xmlns:m="http://schemas.openxmlformats.org/officeDocument/2006/math" xmlns:v="urn:schemas-microsoft-com:vml" xmlns:wp14="http://schemas.microsoft.com/office/word/2010/wordprocessingDrawing" xmlns:wp="http://schemas.openxmlformats.org/drawingml/2006/wordprocessingDrawing" xmlns:w10="urn:schemas-microsoft-com:office:word" xmlns:w="http://schemas.openxmlformats.org/wordprocessingml/2006/main" xmlns:w14="http://schemas.microsoft.com/office/word/2010/wordml" xmlns:w15="http://schemas.microsoft.com/office/word/2012/wordml" xmlns:w16se="http://schemas.microsoft.com/office/word/2015/wordml/symex" xmlns:wpg="http://schemas.microsoft.com/office/word/2010/wordprocessingGroup" xmlns:wpi="http://schemas.microsoft.com/office/word/2010/wordprocessingInk" xmlns:wne="http://schemas.microsoft.com/office/word/2006/wordml" xmlns:wps="http://schemas.microsoft.com/office/word/2010/wordprocessingShape" mc:Ignorable="w14 w15 w16se wp14">
   <w:p>
-    <w:pPr>
-      <w:rPr/>
-    </w:pPr>
     <w:r>
-      <w:rPr>
-        <w:rtl w:val="0"/>
-      </w:rPr>
       <w:t xml:space="preserve">Page </w:t>
     </w:r>
     <w:r>
-      <w:rPr/>
       <w:fldChar w:fldCharType="begin"/>
-      <w:instrText xml:space="preserve">PAGE</w:instrText>
+    </w:r>
+    <w:r>
+      <w:instrText>PAGE</w:instrText>
+    </w:r>
+    <w:r>
       <w:fldChar w:fldCharType="separate"/>
-      <w:fldChar w:fldCharType="end"/>
     </w:r>
     <w:r>
       <w:rPr>
-        <w:rtl w:val="0"/>
+        <w:noProof/>
       </w:rPr>
+      <w:t>2</w:t>
+    </w:r>
+    <w:r>
+      <w:fldChar w:fldCharType="end"/>
     </w:r>
   </w:p>
 </w:ftr>
 </file>
 
+<file path=word/footnotes.xml><?xml version="1.0" encoding="utf-8"?>
+<w:footnotes xmlns:wpc="http://schemas.microsoft.com/office/word/2010/wordprocessingCanvas" xmlns:cx="http://schemas.microsoft.com/office/drawing/2014/chartex" xmlns:cx1="http://schemas.microsoft.com/office/drawing/2015/9/8/chartex" xmlns:mc="http://schemas.openxmlformats.org/markup-compatibility/2006" xmlns:o="urn:schemas-microsoft-com:office:office" xmlns:r="http://schemas.openxmlformats.org/officeDocument/2006/relationships" xmlns:m="http://schemas.openxmlformats.org/officeDocument/2006/math" xmlns:v="urn:schemas-microsoft-com:vml" xmlns:wp14="http://schemas.microsoft.com/office/word/2010/wordprocessingDrawing" xmlns:wp="http://schemas.openxmlformats.org/drawingml/2006/wordprocessingDrawing" xmlns:w10="urn:schemas-microsoft-com:office:word" xmlns:w="http://schemas.openxmlformats.org/wordprocessingml/2006/main" xmlns:w14="http://schemas.microsoft.com/office/word/2010/wordml" xmlns:w15="http://schemas.microsoft.com/office/word/2012/wordml" xmlns:w16se="http://schemas.microsoft.com/office/word/2015/wordml/symex" xmlns:wpg="http://schemas.microsoft.com/office/word/2010/wordprocessingGroup" xmlns:wpi="http://schemas.microsoft.com/office/word/2010/wordprocessingInk" xmlns:wne="http://schemas.microsoft.com/office/word/2006/wordml" xmlns:wps="http://schemas.microsoft.com/office/word/2010/wordprocessingShape" mc:Ignorable="w14 w15 w16se wp14">
+  <w:footnote w:type="separator" w:id="-1">
+    <w:p>
+      <w:pPr>
+        <w:spacing w:line="240" w:lineRule="auto"/>
+      </w:pPr>
+      <w:r>
+        <w:separator/>
+      </w:r>
+    </w:p>
+  </w:footnote>
+  <w:footnote w:type="continuationSeparator" w:id="0">
+    <w:p>
+      <w:pPr>
+        <w:spacing w:line="240" w:lineRule="auto"/>
+      </w:pPr>
+      <w:r>
+        <w:continuationSeparator/>
+      </w:r>
+    </w:p>
+  </w:footnote>
+</w:footnotes>
+</file>
+
 <file path=word/header1.xml><?xml version="1.0" encoding="utf-8"?>
-<w:hdr xmlns:mc="http://schemas.openxmlformats.org/markup-compatibility/2006" xmlns:o="urn:schemas-microsoft-com:office:office" xmlns:r="http://schemas.openxmlformats.org/officeDocument/2006/relationships" xmlns:m="http://schemas.openxmlformats.org/officeDocument/2006/math" xmlns:v="urn:schemas-microsoft-com:vml" xmlns:wp="http://schemas.openxmlformats.org/drawingml/2006/wordprocessingDrawing" xmlns:w10="urn:schemas-microsoft-com:office:word" xmlns:w="http://schemas.openxmlformats.org/wordprocessingml/2006/main" xmlns:wne="http://schemas.microsoft.com/office/word/2006/wordml" xmlns:sl="http://schemas.openxmlformats.org/schemaLibrary/2006/main" xmlns:a="http://schemas.openxmlformats.org/drawingml/2006/main" xmlns:pic="http://schemas.openxmlformats.org/drawingml/2006/picture" xmlns:c="http://schemas.openxmlformats.org/drawingml/2006/chart" xmlns:lc="http://schemas.openxmlformats.org/drawingml/2006/lockedCanvas" xmlns:dgm="http://schemas.openxmlformats.org/drawingml/2006/diagram" xmlns:wps="http://schemas.microsoft.com/office/word/2010/wordprocessingShape" xmlns:wpg="http://schemas.microsoft.com/office/word/2010/wordprocessingGroup" xmlns:w14="http://schemas.microsoft.com/office/word/2010/wordml" xmlns:w15="http://schemas.microsoft.com/office/word/2012/wordml">
+<w:hdr xmlns:wpc="http://schemas.microsoft.com/office/word/2010/wordprocessingCanvas" xmlns:cx="http://schemas.microsoft.com/office/drawing/2014/chartex" xmlns:cx1="http://schemas.microsoft.com/office/drawing/2015/9/8/chartex" xmlns:mc="http://schemas.openxmlformats.org/markup-compatibility/2006" xmlns:o="urn:schemas-microsoft-com:office:office" xmlns:r="http://schemas.openxmlformats.org/officeDocument/2006/relationships" xmlns:m="http://schemas.openxmlformats.org/officeDocument/2006/math" xmlns:v="urn:schemas-microsoft-com:vml" xmlns:wp14="http://schemas.microsoft.com/office/word/2010/wordprocessingDrawing" xmlns:wp="http://schemas.openxmlformats.org/drawingml/2006/wordprocessingDrawing" xmlns:w10="urn:schemas-microsoft-com:office:word" xmlns:w="http://schemas.openxmlformats.org/wordprocessingml/2006/main" xmlns:w14="http://schemas.microsoft.com/office/word/2010/wordml" xmlns:w15="http://schemas.microsoft.com/office/word/2012/wordml" xmlns:w16se="http://schemas.microsoft.com/office/word/2015/wordml/symex" xmlns:wpg="http://schemas.microsoft.com/office/word/2010/wordprocessingGroup" xmlns:wpi="http://schemas.microsoft.com/office/word/2010/wordprocessingInk" xmlns:wne="http://schemas.microsoft.com/office/word/2006/wordml" xmlns:wps="http://schemas.microsoft.com/office/word/2010/wordprocessingShape" mc:Ignorable="w14 w15 w16se wp14">
   <w:p>
     <w:pPr>
       <w:tabs>
         <w:tab w:val="right" w:pos="8640"/>
       </w:tabs>
-      <w:rPr/>
     </w:pPr>
     <w:r>
-      <w:rPr>
-        <w:rtl w:val="0"/>
-      </w:rPr>
-      <w:t xml:space="preserve">Ann Von Holle</w:t>
+      <w:t>Ann Von Holle</w:t>
+    </w:r>
+    <w:r>
       <w:tab/>
-      <w:t xml:space="preserve">Research statement of interests and goals</w:t>
+      <w:t>Research statement of interests and goals</w:t>
     </w:r>
   </w:p>
 </w:hdr>
 </file>
 
-<file path=word/numbering.xml><?xml version="1.0" encoding="utf-8"?>
-<w:numbering xmlns:mc="http://schemas.openxmlformats.org/markup-compatibility/2006" xmlns:o="urn:schemas-microsoft-com:office:office" xmlns:r="http://schemas.openxmlformats.org/officeDocument/2006/relationships" xmlns:m="http://schemas.openxmlformats.org/officeDocument/2006/math" xmlns:v="urn:schemas-microsoft-com:vml" xmlns:wp="http://schemas.openxmlformats.org/drawingml/2006/wordprocessingDrawing" xmlns:w10="urn:schemas-microsoft-com:office:word" xmlns:w="http://schemas.openxmlformats.org/wordprocessingml/2006/main" xmlns:wne="http://schemas.microsoft.com/office/word/2006/wordml" xmlns:sl="http://schemas.openxmlformats.org/schemaLibrary/2006/main" xmlns:a="http://schemas.openxmlformats.org/drawingml/2006/main" xmlns:pic="http://schemas.openxmlformats.org/drawingml/2006/picture" xmlns:c="http://schemas.openxmlformats.org/drawingml/2006/chart" xmlns:lc="http://schemas.openxmlformats.org/drawingml/2006/lockedCanvas" xmlns:dgm="http://schemas.openxmlformats.org/drawingml/2006/diagram" xmlns:wps="http://schemas.microsoft.com/office/word/2010/wordprocessingShape" xmlns:wpg="http://schemas.microsoft.com/office/word/2010/wordprocessingGroup" xmlns:w14="http://schemas.microsoft.com/office/word/2010/wordml" xmlns:w15="http://schemas.microsoft.com/office/word/2012/wordml"/>
-</file>
-
 <file path=word/styles.xml><?xml version="1.0" encoding="utf-8"?>
-<w:styles xmlns:mc="http://schemas.openxmlformats.org/markup-compatibility/2006" xmlns:o="urn:schemas-microsoft-com:office:office" xmlns:r="http://schemas.openxmlformats.org/officeDocument/2006/relationships" xmlns:m="http://schemas.openxmlformats.org/officeDocument/2006/math" xmlns:v="urn:schemas-microsoft-com:vml" xmlns:wp="http://schemas.openxmlformats.org/drawingml/2006/wordprocessingDrawing" xmlns:w10="urn:schemas-microsoft-com:office:word" xmlns:w="http://schemas.openxmlformats.org/wordprocessingml/2006/main" xmlns:wne="http://schemas.microsoft.com/office/word/2006/wordml" xmlns:sl="http://schemas.openxmlformats.org/schemaLibrary/2006/main" xmlns:a="http://schemas.openxmlformats.org/drawingml/2006/main" xmlns:pic="http://schemas.openxmlformats.org/drawingml/2006/picture" xmlns:c="http://schemas.openxmlformats.org/drawingml/2006/chart" xmlns:lc="http://schemas.openxmlformats.org/drawingml/2006/lockedCanvas" xmlns:dgm="http://schemas.openxmlformats.org/drawingml/2006/diagram" xmlns:wps="http://schemas.microsoft.com/office/word/2010/wordprocessingShape" xmlns:wpg="http://schemas.microsoft.com/office/word/2010/wordprocessingGroup" xmlns:w14="http://schemas.microsoft.com/office/word/2010/wordml" xmlns:w15="http://schemas.microsoft.com/office/word/2012/wordml">
+<w:styles xmlns:mc="http://schemas.openxmlformats.org/markup-compatibility/2006" xmlns:r="http://schemas.openxmlformats.org/officeDocument/2006/relationships" xmlns:w="http://schemas.openxmlformats.org/wordprocessingml/2006/main" xmlns:w14="http://schemas.microsoft.com/office/word/2010/wordml" xmlns:w15="http://schemas.microsoft.com/office/word/2012/wordml" xmlns:w16se="http://schemas.microsoft.com/office/word/2015/wordml/symex" mc:Ignorable="w14 w15 w16se">
   <w:docDefaults>
     <w:rPrDefault>
       <w:rPr>
-        <w:rFonts w:ascii="Arial" w:cs="Arial" w:eastAsia="Arial" w:hAnsi="Arial"/>
+        <w:rFonts w:ascii="Arial" w:eastAsia="Arial" w:hAnsi="Arial" w:cs="Arial"/>
         <w:sz w:val="22"/>
         <w:szCs w:val="22"/>
-        <w:lang w:val="en"/>
+        <w:lang w:val="en" w:eastAsia="en-US" w:bidi="ar-SA"/>
       </w:rPr>
     </w:rPrDefault>
     <w:pPrDefault>
@@ -399,20 +598,391 @@
       </w:pPr>
     </w:pPrDefault>
   </w:docDefaults>
-  <w:style w:type="paragraph" w:styleId="Normal" w:default="1">
-    <w:name w:val="normal"/>
-  </w:style>
-  <w:style w:type="table" w:styleId="TableNormal" w:default="1">
-    <w:name w:val="Table Normal"/>
+  <w:latentStyles w:defLockedState="0" w:defUIPriority="99" w:defSemiHidden="0" w:defUnhideWhenUsed="0" w:defQFormat="0" w:count="371">
+    <w:lsdException w:name="Normal" w:uiPriority="0" w:qFormat="1"/>
+    <w:lsdException w:name="heading 1" w:uiPriority="9" w:qFormat="1"/>
+    <w:lsdException w:name="heading 2" w:semiHidden="1" w:uiPriority="9" w:unhideWhenUsed="1" w:qFormat="1"/>
+    <w:lsdException w:name="heading 3" w:semiHidden="1" w:uiPriority="9" w:unhideWhenUsed="1" w:qFormat="1"/>
+    <w:lsdException w:name="heading 4" w:semiHidden="1" w:uiPriority="9" w:unhideWhenUsed="1" w:qFormat="1"/>
+    <w:lsdException w:name="heading 5" w:semiHidden="1" w:uiPriority="9" w:unhideWhenUsed="1" w:qFormat="1"/>
+    <w:lsdException w:name="heading 6" w:semiHidden="1" w:uiPriority="9" w:unhideWhenUsed="1" w:qFormat="1"/>
+    <w:lsdException w:name="heading 7" w:semiHidden="1" w:uiPriority="9" w:unhideWhenUsed="1" w:qFormat="1"/>
+    <w:lsdException w:name="heading 8" w:semiHidden="1" w:uiPriority="9" w:unhideWhenUsed="1" w:qFormat="1"/>
+    <w:lsdException w:name="heading 9" w:semiHidden="1" w:uiPriority="9" w:unhideWhenUsed="1" w:qFormat="1"/>
+    <w:lsdException w:name="index 1" w:semiHidden="1" w:unhideWhenUsed="1"/>
+    <w:lsdException w:name="index 2" w:semiHidden="1" w:unhideWhenUsed="1"/>
+    <w:lsdException w:name="index 3" w:semiHidden="1" w:unhideWhenUsed="1"/>
+    <w:lsdException w:name="index 4" w:semiHidden="1" w:unhideWhenUsed="1"/>
+    <w:lsdException w:name="index 5" w:semiHidden="1" w:unhideWhenUsed="1"/>
+    <w:lsdException w:name="index 6" w:semiHidden="1" w:unhideWhenUsed="1"/>
+    <w:lsdException w:name="index 7" w:semiHidden="1" w:unhideWhenUsed="1"/>
+    <w:lsdException w:name="index 8" w:semiHidden="1" w:unhideWhenUsed="1"/>
+    <w:lsdException w:name="index 9" w:semiHidden="1" w:unhideWhenUsed="1"/>
+    <w:lsdException w:name="toc 1" w:semiHidden="1" w:uiPriority="39" w:unhideWhenUsed="1"/>
+    <w:lsdException w:name="toc 2" w:semiHidden="1" w:uiPriority="39" w:unhideWhenUsed="1"/>
+    <w:lsdException w:name="toc 3" w:semiHidden="1" w:uiPriority="39" w:unhideWhenUsed="1"/>
+    <w:lsdException w:name="toc 4" w:semiHidden="1" w:uiPriority="39" w:unhideWhenUsed="1"/>
+    <w:lsdException w:name="toc 5" w:semiHidden="1" w:uiPriority="39" w:unhideWhenUsed="1"/>
+    <w:lsdException w:name="toc 6" w:semiHidden="1" w:uiPriority="39" w:unhideWhenUsed="1"/>
+    <w:lsdException w:name="toc 7" w:semiHidden="1" w:uiPriority="39" w:unhideWhenUsed="1"/>
+    <w:lsdException w:name="toc 8" w:semiHidden="1" w:uiPriority="39" w:unhideWhenUsed="1"/>
+    <w:lsdException w:name="toc 9" w:semiHidden="1" w:uiPriority="39" w:unhideWhenUsed="1"/>
+    <w:lsdException w:name="Normal Indent" w:semiHidden="1" w:unhideWhenUsed="1"/>
+    <w:lsdException w:name="footnote text" w:semiHidden="1" w:unhideWhenUsed="1"/>
+    <w:lsdException w:name="annotation text" w:semiHidden="1" w:unhideWhenUsed="1"/>
+    <w:lsdException w:name="header" w:semiHidden="1" w:unhideWhenUsed="1"/>
+    <w:lsdException w:name="footer" w:semiHidden="1" w:unhideWhenUsed="1"/>
+    <w:lsdException w:name="index heading" w:semiHidden="1" w:unhideWhenUsed="1"/>
+    <w:lsdException w:name="caption" w:semiHidden="1" w:uiPriority="35" w:unhideWhenUsed="1" w:qFormat="1"/>
+    <w:lsdException w:name="table of figures" w:semiHidden="1" w:unhideWhenUsed="1"/>
+    <w:lsdException w:name="envelope address" w:semiHidden="1" w:unhideWhenUsed="1"/>
+    <w:lsdException w:name="envelope return" w:semiHidden="1" w:unhideWhenUsed="1"/>
+    <w:lsdException w:name="footnote reference" w:semiHidden="1" w:unhideWhenUsed="1"/>
+    <w:lsdException w:name="annotation reference" w:semiHidden="1" w:unhideWhenUsed="1"/>
+    <w:lsdException w:name="line number" w:semiHidden="1" w:unhideWhenUsed="1"/>
+    <w:lsdException w:name="page number" w:semiHidden="1" w:unhideWhenUsed="1"/>
+    <w:lsdException w:name="endnote reference" w:semiHidden="1" w:unhideWhenUsed="1"/>
+    <w:lsdException w:name="endnote text" w:semiHidden="1" w:unhideWhenUsed="1"/>
+    <w:lsdException w:name="table of authorities" w:semiHidden="1" w:unhideWhenUsed="1"/>
+    <w:lsdException w:name="macro" w:semiHidden="1" w:unhideWhenUsed="1"/>
+    <w:lsdException w:name="toa heading" w:semiHidden="1" w:unhideWhenUsed="1"/>
+    <w:lsdException w:name="List" w:semiHidden="1" w:unhideWhenUsed="1"/>
+    <w:lsdException w:name="List Bullet" w:semiHidden="1" w:unhideWhenUsed="1"/>
+    <w:lsdException w:name="List Number" w:semiHidden="1" w:unhideWhenUsed="1"/>
+    <w:lsdException w:name="List 2" w:semiHidden="1" w:unhideWhenUsed="1"/>
+    <w:lsdException w:name="List 3" w:semiHidden="1" w:unhideWhenUsed="1"/>
+    <w:lsdException w:name="List 4" w:semiHidden="1" w:unhideWhenUsed="1"/>
+    <w:lsdException w:name="List 5" w:semiHidden="1" w:unhideWhenUsed="1"/>
+    <w:lsdException w:name="List Bullet 2" w:semiHidden="1" w:unhideWhenUsed="1"/>
+    <w:lsdException w:name="List Bullet 3" w:semiHidden="1" w:unhideWhenUsed="1"/>
+    <w:lsdException w:name="List Bullet 4" w:semiHidden="1" w:unhideWhenUsed="1"/>
+    <w:lsdException w:name="List Bullet 5" w:semiHidden="1" w:unhideWhenUsed="1"/>
+    <w:lsdException w:name="List Number 2" w:semiHidden="1" w:unhideWhenUsed="1"/>
+    <w:lsdException w:name="List Number 3" w:semiHidden="1" w:unhideWhenUsed="1"/>
+    <w:lsdException w:name="List Number 4" w:semiHidden="1" w:unhideWhenUsed="1"/>
+    <w:lsdException w:name="List Number 5" w:semiHidden="1" w:unhideWhenUsed="1"/>
+    <w:lsdException w:name="Title" w:uiPriority="10" w:qFormat="1"/>
+    <w:lsdException w:name="Closing" w:semiHidden="1" w:unhideWhenUsed="1"/>
+    <w:lsdException w:name="Signature" w:semiHidden="1" w:unhideWhenUsed="1"/>
+    <w:lsdException w:name="Default Paragraph Font" w:semiHidden="1" w:uiPriority="1" w:unhideWhenUsed="1"/>
+    <w:lsdException w:name="Body Text" w:semiHidden="1" w:unhideWhenUsed="1"/>
+    <w:lsdException w:name="Body Text Indent" w:semiHidden="1" w:unhideWhenUsed="1"/>
+    <w:lsdException w:name="List Continue" w:semiHidden="1" w:unhideWhenUsed="1"/>
+    <w:lsdException w:name="List Continue 2" w:semiHidden="1" w:unhideWhenUsed="1"/>
+    <w:lsdException w:name="List Continue 3" w:semiHidden="1" w:unhideWhenUsed="1"/>
+    <w:lsdException w:name="List Continue 4" w:semiHidden="1" w:unhideWhenUsed="1"/>
+    <w:lsdException w:name="List Continue 5" w:semiHidden="1" w:unhideWhenUsed="1"/>
+    <w:lsdException w:name="Message Header" w:semiHidden="1" w:unhideWhenUsed="1"/>
+    <w:lsdException w:name="Subtitle" w:uiPriority="11" w:qFormat="1"/>
+    <w:lsdException w:name="Salutation" w:semiHidden="1" w:unhideWhenUsed="1"/>
+    <w:lsdException w:name="Date" w:semiHidden="1" w:unhideWhenUsed="1"/>
+    <w:lsdException w:name="Body Text First Indent" w:semiHidden="1" w:unhideWhenUsed="1"/>
+    <w:lsdException w:name="Body Text First Indent 2" w:semiHidden="1" w:unhideWhenUsed="1"/>
+    <w:lsdException w:name="Note Heading" w:semiHidden="1" w:unhideWhenUsed="1"/>
+    <w:lsdException w:name="Body Text 2" w:semiHidden="1" w:unhideWhenUsed="1"/>
+    <w:lsdException w:name="Body Text 3" w:semiHidden="1" w:unhideWhenUsed="1"/>
+    <w:lsdException w:name="Body Text Indent 2" w:semiHidden="1" w:unhideWhenUsed="1"/>
+    <w:lsdException w:name="Body Text Indent 3" w:semiHidden="1" w:unhideWhenUsed="1"/>
+    <w:lsdException w:name="Block Text" w:semiHidden="1" w:unhideWhenUsed="1"/>
+    <w:lsdException w:name="Hyperlink" w:semiHidden="1" w:unhideWhenUsed="1"/>
+    <w:lsdException w:name="FollowedHyperlink" w:semiHidden="1" w:unhideWhenUsed="1"/>
+    <w:lsdException w:name="Strong" w:uiPriority="22" w:qFormat="1"/>
+    <w:lsdException w:name="Emphasis" w:uiPriority="20" w:qFormat="1"/>
+    <w:lsdException w:name="Document Map" w:semiHidden="1" w:unhideWhenUsed="1"/>
+    <w:lsdException w:name="Plain Text" w:semiHidden="1" w:unhideWhenUsed="1"/>
+    <w:lsdException w:name="E-mail Signature" w:semiHidden="1" w:unhideWhenUsed="1"/>
+    <w:lsdException w:name="HTML Top of Form" w:semiHidden="1" w:unhideWhenUsed="1"/>
+    <w:lsdException w:name="HTML Bottom of Form" w:semiHidden="1" w:unhideWhenUsed="1"/>
+    <w:lsdException w:name="Normal (Web)" w:semiHidden="1" w:unhideWhenUsed="1"/>
+    <w:lsdException w:name="HTML Acronym" w:semiHidden="1" w:unhideWhenUsed="1"/>
+    <w:lsdException w:name="HTML Address" w:semiHidden="1" w:unhideWhenUsed="1"/>
+    <w:lsdException w:name="HTML Cite" w:semiHidden="1" w:unhideWhenUsed="1"/>
+    <w:lsdException w:name="HTML Code" w:semiHidden="1" w:unhideWhenUsed="1"/>
+    <w:lsdException w:name="HTML Definition" w:semiHidden="1" w:unhideWhenUsed="1"/>
+    <w:lsdException w:name="HTML Keyboard" w:semiHidden="1" w:unhideWhenUsed="1"/>
+    <w:lsdException w:name="HTML Preformatted" w:semiHidden="1" w:unhideWhenUsed="1"/>
+    <w:lsdException w:name="HTML Sample" w:semiHidden="1" w:unhideWhenUsed="1"/>
+    <w:lsdException w:name="HTML Typewriter" w:semiHidden="1" w:unhideWhenUsed="1"/>
+    <w:lsdException w:name="HTML Variable" w:semiHidden="1" w:unhideWhenUsed="1"/>
+    <w:lsdException w:name="Normal Table" w:semiHidden="1" w:unhideWhenUsed="1"/>
+    <w:lsdException w:name="annotation subject" w:semiHidden="1" w:unhideWhenUsed="1"/>
+    <w:lsdException w:name="No List" w:semiHidden="1" w:unhideWhenUsed="1"/>
+    <w:lsdException w:name="Outline List 1" w:semiHidden="1" w:unhideWhenUsed="1"/>
+    <w:lsdException w:name="Outline List 2" w:semiHidden="1" w:unhideWhenUsed="1"/>
+    <w:lsdException w:name="Outline List 3" w:semiHidden="1" w:unhideWhenUsed="1"/>
+    <w:lsdException w:name="Table Simple 1" w:semiHidden="1" w:unhideWhenUsed="1"/>
+    <w:lsdException w:name="Table Simple 2" w:semiHidden="1" w:unhideWhenUsed="1"/>
+    <w:lsdException w:name="Table Simple 3" w:semiHidden="1" w:unhideWhenUsed="1"/>
+    <w:lsdException w:name="Table Classic 1" w:semiHidden="1" w:unhideWhenUsed="1"/>
+    <w:lsdException w:name="Table Classic 2" w:semiHidden="1" w:unhideWhenUsed="1"/>
+    <w:lsdException w:name="Table Classic 3" w:semiHidden="1" w:unhideWhenUsed="1"/>
+    <w:lsdException w:name="Table Classic 4" w:semiHidden="1" w:unhideWhenUsed="1"/>
+    <w:lsdException w:name="Table Colorful 1" w:semiHidden="1" w:unhideWhenUsed="1"/>
+    <w:lsdException w:name="Table Colorful 2" w:semiHidden="1" w:unhideWhenUsed="1"/>
+    <w:lsdException w:name="Table Colorful 3" w:semiHidden="1" w:unhideWhenUsed="1"/>
+    <w:lsdException w:name="Table Columns 1" w:semiHidden="1" w:unhideWhenUsed="1"/>
+    <w:lsdException w:name="Table Columns 2" w:semiHidden="1" w:unhideWhenUsed="1"/>
+    <w:lsdException w:name="Table Columns 3" w:semiHidden="1" w:unhideWhenUsed="1"/>
+    <w:lsdException w:name="Table Columns 4" w:semiHidden="1" w:unhideWhenUsed="1"/>
+    <w:lsdException w:name="Table Columns 5" w:semiHidden="1" w:unhideWhenUsed="1"/>
+    <w:lsdException w:name="Table Grid 1" w:semiHidden="1" w:unhideWhenUsed="1"/>
+    <w:lsdException w:name="Table Grid 2" w:semiHidden="1" w:unhideWhenUsed="1"/>
+    <w:lsdException w:name="Table Grid 3" w:semiHidden="1" w:unhideWhenUsed="1"/>
+    <w:lsdException w:name="Table Grid 4" w:semiHidden="1" w:unhideWhenUsed="1"/>
+    <w:lsdException w:name="Table Grid 5" w:semiHidden="1" w:unhideWhenUsed="1"/>
+    <w:lsdException w:name="Table Grid 6" w:semiHidden="1" w:unhideWhenUsed="1"/>
+    <w:lsdException w:name="Table Grid 7" w:semiHidden="1" w:unhideWhenUsed="1"/>
+    <w:lsdException w:name="Table Grid 8" w:semiHidden="1" w:unhideWhenUsed="1"/>
+    <w:lsdException w:name="Table List 1" w:semiHidden="1" w:unhideWhenUsed="1"/>
+    <w:lsdException w:name="Table List 2" w:semiHidden="1" w:unhideWhenUsed="1"/>
+    <w:lsdException w:name="Table List 3" w:semiHidden="1" w:unhideWhenUsed="1"/>
+    <w:lsdException w:name="Table List 4" w:semiHidden="1" w:unhideWhenUsed="1"/>
+    <w:lsdException w:name="Table List 5" w:semiHidden="1" w:unhideWhenUsed="1"/>
+    <w:lsdException w:name="Table List 6" w:semiHidden="1" w:unhideWhenUsed="1"/>
+    <w:lsdException w:name="Table List 7" w:semiHidden="1" w:unhideWhenUsed="1"/>
+    <w:lsdException w:name="Table List 8" w:semiHidden="1" w:unhideWhenUsed="1"/>
+    <w:lsdException w:name="Table 3D effects 1" w:semiHidden="1" w:unhideWhenUsed="1"/>
+    <w:lsdException w:name="Table 3D effects 2" w:semiHidden="1" w:unhideWhenUsed="1"/>
+    <w:lsdException w:name="Table 3D effects 3" w:semiHidden="1" w:unhideWhenUsed="1"/>
+    <w:lsdException w:name="Table Contemporary" w:semiHidden="1" w:unhideWhenUsed="1"/>
+    <w:lsdException w:name="Table Elegant" w:semiHidden="1" w:unhideWhenUsed="1"/>
+    <w:lsdException w:name="Table Professional" w:semiHidden="1" w:unhideWhenUsed="1"/>
+    <w:lsdException w:name="Table Subtle 1" w:semiHidden="1" w:unhideWhenUsed="1"/>
+    <w:lsdException w:name="Table Subtle 2" w:semiHidden="1" w:unhideWhenUsed="1"/>
+    <w:lsdException w:name="Table Web 1" w:semiHidden="1" w:unhideWhenUsed="1"/>
+    <w:lsdException w:name="Table Web 2" w:semiHidden="1" w:unhideWhenUsed="1"/>
+    <w:lsdException w:name="Table Web 3" w:semiHidden="1" w:unhideWhenUsed="1"/>
+    <w:lsdException w:name="Balloon Text" w:semiHidden="1" w:unhideWhenUsed="1"/>
+    <w:lsdException w:name="Table Grid" w:uiPriority="39"/>
+    <w:lsdException w:name="Table Theme" w:semiHidden="1" w:unhideWhenUsed="1"/>
+    <w:lsdException w:name="Placeholder Text" w:semiHidden="1"/>
+    <w:lsdException w:name="No Spacing" w:uiPriority="1" w:qFormat="1"/>
+    <w:lsdException w:name="Light Shading" w:uiPriority="60"/>
+    <w:lsdException w:name="Light List" w:uiPriority="61"/>
+    <w:lsdException w:name="Light Grid" w:uiPriority="62"/>
+    <w:lsdException w:name="Medium Shading 1" w:uiPriority="63"/>
+    <w:lsdException w:name="Medium Shading 2" w:uiPriority="64"/>
+    <w:lsdException w:name="Medium List 1" w:uiPriority="65"/>
+    <w:lsdException w:name="Medium List 2" w:uiPriority="66"/>
+    <w:lsdException w:name="Medium Grid 1" w:uiPriority="67"/>
+    <w:lsdException w:name="Medium Grid 2" w:uiPriority="68"/>
+    <w:lsdException w:name="Medium Grid 3" w:uiPriority="69"/>
+    <w:lsdException w:name="Dark List" w:uiPriority="70"/>
+    <w:lsdException w:name="Colorful Shading" w:uiPriority="71"/>
+    <w:lsdException w:name="Colorful List" w:uiPriority="72"/>
+    <w:lsdException w:name="Colorful Grid" w:uiPriority="73"/>
+    <w:lsdException w:name="Light Shading Accent 1" w:uiPriority="60"/>
+    <w:lsdException w:name="Light List Accent 1" w:uiPriority="61"/>
+    <w:lsdException w:name="Light Grid Accent 1" w:uiPriority="62"/>
+    <w:lsdException w:name="Medium Shading 1 Accent 1" w:uiPriority="63"/>
+    <w:lsdException w:name="Medium Shading 2 Accent 1" w:uiPriority="64"/>
+    <w:lsdException w:name="Medium List 1 Accent 1" w:uiPriority="65"/>
+    <w:lsdException w:name="Revision" w:semiHidden="1"/>
+    <w:lsdException w:name="List Paragraph" w:uiPriority="34" w:qFormat="1"/>
+    <w:lsdException w:name="Quote" w:uiPriority="29" w:qFormat="1"/>
+    <w:lsdException w:name="Intense Quote" w:uiPriority="30" w:qFormat="1"/>
+    <w:lsdException w:name="Medium List 2 Accent 1" w:uiPriority="66"/>
+    <w:lsdException w:name="Medium Grid 1 Accent 1" w:uiPriority="67"/>
+    <w:lsdException w:name="Medium Grid 2 Accent 1" w:uiPriority="68"/>
+    <w:lsdException w:name="Medium Grid 3 Accent 1" w:uiPriority="69"/>
+    <w:lsdException w:name="Dark List Accent 1" w:uiPriority="70"/>
+    <w:lsdException w:name="Colorful Shading Accent 1" w:uiPriority="71"/>
+    <w:lsdException w:name="Colorful List Accent 1" w:uiPriority="72"/>
+    <w:lsdException w:name="Colorful Grid Accent 1" w:uiPriority="73"/>
+    <w:lsdException w:name="Light Shading Accent 2" w:uiPriority="60"/>
+    <w:lsdException w:name="Light List Accent 2" w:uiPriority="61"/>
+    <w:lsdException w:name="Light Grid Accent 2" w:uiPriority="62"/>
+    <w:lsdException w:name="Medium Shading 1 Accent 2" w:uiPriority="63"/>
+    <w:lsdException w:name="Medium Shading 2 Accent 2" w:uiPriority="64"/>
+    <w:lsdException w:name="Medium List 1 Accent 2" w:uiPriority="65"/>
+    <w:lsdException w:name="Medium List 2 Accent 2" w:uiPriority="66"/>
+    <w:lsdException w:name="Medium Grid 1 Accent 2" w:uiPriority="67"/>
+    <w:lsdException w:name="Medium Grid 2 Accent 2" w:uiPriority="68"/>
+    <w:lsdException w:name="Medium Grid 3 Accent 2" w:uiPriority="69"/>
+    <w:lsdException w:name="Dark List Accent 2" w:uiPriority="70"/>
+    <w:lsdException w:name="Colorful Shading Accent 2" w:uiPriority="71"/>
+    <w:lsdException w:name="Colorful List Accent 2" w:uiPriority="72"/>
+    <w:lsdException w:name="Colorful Grid Accent 2" w:uiPriority="73"/>
+    <w:lsdException w:name="Light Shading Accent 3" w:uiPriority="60"/>
+    <w:lsdException w:name="Light List Accent 3" w:uiPriority="61"/>
+    <w:lsdException w:name="Light Grid Accent 3" w:uiPriority="62"/>
+    <w:lsdException w:name="Medium Shading 1 Accent 3" w:uiPriority="63"/>
+    <w:lsdException w:name="Medium Shading 2 Accent 3" w:uiPriority="64"/>
+    <w:lsdException w:name="Medium List 1 Accent 3" w:uiPriority="65"/>
+    <w:lsdException w:name="Medium List 2 Accent 3" w:uiPriority="66"/>
+    <w:lsdException w:name="Medium Grid 1 Accent 3" w:uiPriority="67"/>
+    <w:lsdException w:name="Medium Grid 2 Accent 3" w:uiPriority="68"/>
+    <w:lsdException w:name="Medium Grid 3 Accent 3" w:uiPriority="69"/>
+    <w:lsdException w:name="Dark List Accent 3" w:uiPriority="70"/>
+    <w:lsdException w:name="Colorful Shading Accent 3" w:uiPriority="71"/>
+    <w:lsdException w:name="Colorful List Accent 3" w:uiPriority="72"/>
+    <w:lsdException w:name="Colorful Grid Accent 3" w:uiPriority="73"/>
+    <w:lsdException w:name="Light Shading Accent 4" w:uiPriority="60"/>
+    <w:lsdException w:name="Light List Accent 4" w:uiPriority="61"/>
+    <w:lsdException w:name="Light Grid Accent 4" w:uiPriority="62"/>
+    <w:lsdException w:name="Medium Shading 1 Accent 4" w:uiPriority="63"/>
+    <w:lsdException w:name="Medium Shading 2 Accent 4" w:uiPriority="64"/>
+    <w:lsdException w:name="Medium List 1 Accent 4" w:uiPriority="65"/>
+    <w:lsdException w:name="Medium List 2 Accent 4" w:uiPriority="66"/>
+    <w:lsdException w:name="Medium Grid 1 Accent 4" w:uiPriority="67"/>
+    <w:lsdException w:name="Medium Grid 2 Accent 4" w:uiPriority="68"/>
+    <w:lsdException w:name="Medium Grid 3 Accent 4" w:uiPriority="69"/>
+    <w:lsdException w:name="Dark List Accent 4" w:uiPriority="70"/>
+    <w:lsdException w:name="Colorful Shading Accent 4" w:uiPriority="71"/>
+    <w:lsdException w:name="Colorful List Accent 4" w:uiPriority="72"/>
+    <w:lsdException w:name="Colorful Grid Accent 4" w:uiPriority="73"/>
+    <w:lsdException w:name="Light Shading Accent 5" w:uiPriority="60"/>
+    <w:lsdException w:name="Light List Accent 5" w:uiPriority="61"/>
+    <w:lsdException w:name="Light Grid Accent 5" w:uiPriority="62"/>
+    <w:lsdException w:name="Medium Shading 1 Accent 5" w:uiPriority="63"/>
+    <w:lsdException w:name="Medium Shading 2 Accent 5" w:uiPriority="64"/>
+    <w:lsdException w:name="Medium List 1 Accent 5" w:uiPriority="65"/>
+    <w:lsdException w:name="Medium List 2 Accent 5" w:uiPriority="66"/>
+    <w:lsdException w:name="Medium Grid 1 Accent 5" w:uiPriority="67"/>
+    <w:lsdException w:name="Medium Grid 2 Accent 5" w:uiPriority="68"/>
+    <w:lsdException w:name="Medium Grid 3 Accent 5" w:uiPriority="69"/>
+    <w:lsdException w:name="Dark List Accent 5" w:uiPriority="70"/>
+    <w:lsdException w:name="Colorful Shading Accent 5" w:uiPriority="71"/>
+    <w:lsdException w:name="Colorful List Accent 5" w:uiPriority="72"/>
+    <w:lsdException w:name="Colorful Grid Accent 5" w:uiPriority="73"/>
+    <w:lsdException w:name="Light Shading Accent 6" w:uiPriority="60"/>
+    <w:lsdException w:name="Light List Accent 6" w:uiPriority="61"/>
+    <w:lsdException w:name="Light Grid Accent 6" w:uiPriority="62"/>
+    <w:lsdException w:name="Medium Shading 1 Accent 6" w:uiPriority="63"/>
+    <w:lsdException w:name="Medium Shading 2 Accent 6" w:uiPriority="64"/>
+    <w:lsdException w:name="Medium List 1 Accent 6" w:uiPriority="65"/>
+    <w:lsdException w:name="Medium List 2 Accent 6" w:uiPriority="66"/>
+    <w:lsdException w:name="Medium Grid 1 Accent 6" w:uiPriority="67"/>
+    <w:lsdException w:name="Medium Grid 2 Accent 6" w:uiPriority="68"/>
+    <w:lsdException w:name="Medium Grid 3 Accent 6" w:uiPriority="69"/>
+    <w:lsdException w:name="Dark List Accent 6" w:uiPriority="70"/>
+    <w:lsdException w:name="Colorful Shading Accent 6" w:uiPriority="71"/>
+    <w:lsdException w:name="Colorful List Accent 6" w:uiPriority="72"/>
+    <w:lsdException w:name="Colorful Grid Accent 6" w:uiPriority="73"/>
+    <w:lsdException w:name="Subtle Emphasis" w:uiPriority="19" w:qFormat="1"/>
+    <w:lsdException w:name="Intense Emphasis" w:uiPriority="21" w:qFormat="1"/>
+    <w:lsdException w:name="Subtle Reference" w:uiPriority="31" w:qFormat="1"/>
+    <w:lsdException w:name="Intense Reference" w:uiPriority="32" w:qFormat="1"/>
+    <w:lsdException w:name="Book Title" w:uiPriority="33" w:qFormat="1"/>
+    <w:lsdException w:name="Bibliography" w:semiHidden="1" w:uiPriority="37" w:unhideWhenUsed="1"/>
+    <w:lsdException w:name="TOC Heading" w:semiHidden="1" w:uiPriority="39" w:unhideWhenUsed="1" w:qFormat="1"/>
+    <w:lsdException w:name="Plain Table 1" w:uiPriority="41"/>
+    <w:lsdException w:name="Plain Table 2" w:uiPriority="42"/>
+    <w:lsdException w:name="Plain Table 3" w:uiPriority="43"/>
+    <w:lsdException w:name="Plain Table 4" w:uiPriority="44"/>
+    <w:lsdException w:name="Plain Table 5" w:uiPriority="45"/>
+    <w:lsdException w:name="Grid Table Light" w:uiPriority="40"/>
+    <w:lsdException w:name="Grid Table 1 Light" w:uiPriority="46"/>
+    <w:lsdException w:name="Grid Table 2" w:uiPriority="47"/>
+    <w:lsdException w:name="Grid Table 3" w:uiPriority="48"/>
+    <w:lsdException w:name="Grid Table 4" w:uiPriority="49"/>
+    <w:lsdException w:name="Grid Table 5 Dark" w:uiPriority="50"/>
+    <w:lsdException w:name="Grid Table 6 Colorful" w:uiPriority="51"/>
+    <w:lsdException w:name="Grid Table 7 Colorful" w:uiPriority="52"/>
+    <w:lsdException w:name="Grid Table 1 Light Accent 1" w:uiPriority="46"/>
+    <w:lsdException w:name="Grid Table 2 Accent 1" w:uiPriority="47"/>
+    <w:lsdException w:name="Grid Table 3 Accent 1" w:uiPriority="48"/>
+    <w:lsdException w:name="Grid Table 4 Accent 1" w:uiPriority="49"/>
+    <w:lsdException w:name="Grid Table 5 Dark Accent 1" w:uiPriority="50"/>
+    <w:lsdException w:name="Grid Table 6 Colorful Accent 1" w:uiPriority="51"/>
+    <w:lsdException w:name="Grid Table 7 Colorful Accent 1" w:uiPriority="52"/>
+    <w:lsdException w:name="Grid Table 1 Light Accent 2" w:uiPriority="46"/>
+    <w:lsdException w:name="Grid Table 2 Accent 2" w:uiPriority="47"/>
+    <w:lsdException w:name="Grid Table 3 Accent 2" w:uiPriority="48"/>
+    <w:lsdException w:name="Grid Table 4 Accent 2" w:uiPriority="49"/>
+    <w:lsdException w:name="Grid Table 5 Dark Accent 2" w:uiPriority="50"/>
+    <w:lsdException w:name="Grid Table 6 Colorful Accent 2" w:uiPriority="51"/>
+    <w:lsdException w:name="Grid Table 7 Colorful Accent 2" w:uiPriority="52"/>
+    <w:lsdException w:name="Grid Table 1 Light Accent 3" w:uiPriority="46"/>
+    <w:lsdException w:name="Grid Table 2 Accent 3" w:uiPriority="47"/>
+    <w:lsdException w:name="Grid Table 3 Accent 3" w:uiPriority="48"/>
+    <w:lsdException w:name="Grid Table 4 Accent 3" w:uiPriority="49"/>
+    <w:lsdException w:name="Grid Table 5 Dark Accent 3" w:uiPriority="50"/>
+    <w:lsdException w:name="Grid Table 6 Colorful Accent 3" w:uiPriority="51"/>
+    <w:lsdException w:name="Grid Table 7 Colorful Accent 3" w:uiPriority="52"/>
+    <w:lsdException w:name="Grid Table 1 Light Accent 4" w:uiPriority="46"/>
+    <w:lsdException w:name="Grid Table 2 Accent 4" w:uiPriority="47"/>
+    <w:lsdException w:name="Grid Table 3 Accent 4" w:uiPriority="48"/>
+    <w:lsdException w:name="Grid Table 4 Accent 4" w:uiPriority="49"/>
+    <w:lsdException w:name="Grid Table 5 Dark Accent 4" w:uiPriority="50"/>
+    <w:lsdException w:name="Grid Table 6 Colorful Accent 4" w:uiPriority="51"/>
+    <w:lsdException w:name="Grid Table 7 Colorful Accent 4" w:uiPriority="52"/>
+    <w:lsdException w:name="Grid Table 1 Light Accent 5" w:uiPriority="46"/>
+    <w:lsdException w:name="Grid Table 2 Accent 5" w:uiPriority="47"/>
+    <w:lsdException w:name="Grid Table 3 Accent 5" w:uiPriority="48"/>
+    <w:lsdException w:name="Grid Table 4 Accent 5" w:uiPriority="49"/>
+    <w:lsdException w:name="Grid Table 5 Dark Accent 5" w:uiPriority="50"/>
+    <w:lsdException w:name="Grid Table 6 Colorful Accent 5" w:uiPriority="51"/>
+    <w:lsdException w:name="Grid Table 7 Colorful Accent 5" w:uiPriority="52"/>
+    <w:lsdException w:name="Grid Table 1 Light Accent 6" w:uiPriority="46"/>
+    <w:lsdException w:name="Grid Table 2 Accent 6" w:uiPriority="47"/>
+    <w:lsdException w:name="Grid Table 3 Accent 6" w:uiPriority="48"/>
+    <w:lsdException w:name="Grid Table 4 Accent 6" w:uiPriority="49"/>
+    <w:lsdException w:name="Grid Table 5 Dark Accent 6" w:uiPriority="50"/>
+    <w:lsdException w:name="Grid Table 6 Colorful Accent 6" w:uiPriority="51"/>
+    <w:lsdException w:name="Grid Table 7 Colorful Accent 6" w:uiPriority="52"/>
+    <w:lsdException w:name="List Table 1 Light" w:uiPriority="46"/>
+    <w:lsdException w:name="List Table 2" w:uiPriority="47"/>
+    <w:lsdException w:name="List Table 3" w:uiPriority="48"/>
+    <w:lsdException w:name="List Table 4" w:uiPriority="49"/>
+    <w:lsdException w:name="List Table 5 Dark" w:uiPriority="50"/>
+    <w:lsdException w:name="List Table 6 Colorful" w:uiPriority="51"/>
+    <w:lsdException w:name="List Table 7 Colorful" w:uiPriority="52"/>
+    <w:lsdException w:name="List Table 1 Light Accent 1" w:uiPriority="46"/>
+    <w:lsdException w:name="List Table 2 Accent 1" w:uiPriority="47"/>
+    <w:lsdException w:name="List Table 3 Accent 1" w:uiPriority="48"/>
+    <w:lsdException w:name="List Table 4 Accent 1" w:uiPriority="49"/>
+    <w:lsdException w:name="List Table 5 Dark Accent 1" w:uiPriority="50"/>
+    <w:lsdException w:name="List Table 6 Colorful Accent 1" w:uiPriority="51"/>
+    <w:lsdException w:name="List Table 7 Colorful Accent 1" w:uiPriority="52"/>
+    <w:lsdException w:name="List Table 1 Light Accent 2" w:uiPriority="46"/>
+    <w:lsdException w:name="List Table 2 Accent 2" w:uiPriority="47"/>
+    <w:lsdException w:name="List Table 3 Accent 2" w:uiPriority="48"/>
+    <w:lsdException w:name="List Table 4 Accent 2" w:uiPriority="49"/>
+    <w:lsdException w:name="List Table 5 Dark Accent 2" w:uiPriority="50"/>
+    <w:lsdException w:name="List Table 6 Colorful Accent 2" w:uiPriority="51"/>
+    <w:lsdException w:name="List Table 7 Colorful Accent 2" w:uiPriority="52"/>
+    <w:lsdException w:name="List Table 1 Light Accent 3" w:uiPriority="46"/>
+    <w:lsdException w:name="List Table 2 Accent 3" w:uiPriority="47"/>
+    <w:lsdException w:name="List Table 3 Accent 3" w:uiPriority="48"/>
+    <w:lsdException w:name="List Table 4 Accent 3" w:uiPriority="49"/>
+    <w:lsdException w:name="List Table 5 Dark Accent 3" w:uiPriority="50"/>
+    <w:lsdException w:name="List Table 6 Colorful Accent 3" w:uiPriority="51"/>
+    <w:lsdException w:name="List Table 7 Colorful Accent 3" w:uiPriority="52"/>
+    <w:lsdException w:name="List Table 1 Light Accent 4" w:uiPriority="46"/>
+    <w:lsdException w:name="List Table 2 Accent 4" w:uiPriority="47"/>
+    <w:lsdException w:name="List Table 3 Accent 4" w:uiPriority="48"/>
+    <w:lsdException w:name="List Table 4 Accent 4" w:uiPriority="49"/>
+    <w:lsdException w:name="List Table 5 Dark Accent 4" w:uiPriority="50"/>
+    <w:lsdException w:name="List Table 6 Colorful Accent 4" w:uiPriority="51"/>
+    <w:lsdException w:name="List Table 7 Colorful Accent 4" w:uiPriority="52"/>
+    <w:lsdException w:name="List Table 1 Light Accent 5" w:uiPriority="46"/>
+    <w:lsdException w:name="List Table 2 Accent 5" w:uiPriority="47"/>
+    <w:lsdException w:name="List Table 3 Accent 5" w:uiPriority="48"/>
+    <w:lsdException w:name="List Table 4 Accent 5" w:uiPriority="49"/>
+    <w:lsdException w:name="List Table 5 Dark Accent 5" w:uiPriority="50"/>
+    <w:lsdException w:name="List Table 6 Colorful Accent 5" w:uiPriority="51"/>
+    <w:lsdException w:name="List Table 7 Colorful Accent 5" w:uiPriority="52"/>
+    <w:lsdException w:name="List Table 1 Light Accent 6" w:uiPriority="46"/>
+    <w:lsdException w:name="List Table 2 Accent 6" w:uiPriority="47"/>
+    <w:lsdException w:name="List Table 3 Accent 6" w:uiPriority="48"/>
+    <w:lsdException w:name="List Table 4 Accent 6" w:uiPriority="49"/>
+    <w:lsdException w:name="List Table 5 Dark Accent 6" w:uiPriority="50"/>
+    <w:lsdException w:name="List Table 6 Colorful Accent 6" w:uiPriority="51"/>
+    <w:lsdException w:name="List Table 7 Colorful Accent 6" w:uiPriority="52"/>
+  </w:latentStyles>
+  <w:style w:type="paragraph" w:default="1" w:styleId="Normal">
+    <w:name w:val="Normal"/>
   </w:style>
   <w:style w:type="paragraph" w:styleId="Heading1">
     <w:name w:val="heading 1"/>
     <w:basedOn w:val="Normal"/>
     <w:next w:val="Normal"/>
     <w:pPr>
-      <w:keepNext w:val="1"/>
-      <w:keepLines w:val="1"/>
-      <w:spacing w:after="120" w:before="400" w:lineRule="auto"/>
+      <w:keepNext/>
+      <w:keepLines/>
+      <w:spacing w:before="400" w:after="120"/>
+      <w:outlineLvl w:val="0"/>
     </w:pPr>
     <w:rPr>
       <w:sz w:val="40"/>
@@ -424,12 +994,12 @@
     <w:basedOn w:val="Normal"/>
     <w:next w:val="Normal"/>
     <w:pPr>
-      <w:keepNext w:val="1"/>
-      <w:keepLines w:val="1"/>
-      <w:spacing w:after="120" w:before="360" w:lineRule="auto"/>
+      <w:keepNext/>
+      <w:keepLines/>
+      <w:spacing w:before="360" w:after="120"/>
+      <w:outlineLvl w:val="1"/>
     </w:pPr>
     <w:rPr>
-      <w:b w:val="0"/>
       <w:sz w:val="32"/>
       <w:szCs w:val="32"/>
     </w:rPr>
@@ -439,12 +1009,12 @@
     <w:basedOn w:val="Normal"/>
     <w:next w:val="Normal"/>
     <w:pPr>
-      <w:keepNext w:val="1"/>
-      <w:keepLines w:val="1"/>
-      <w:spacing w:after="80" w:before="320" w:lineRule="auto"/>
+      <w:keepNext/>
+      <w:keepLines/>
+      <w:spacing w:before="320" w:after="80"/>
+      <w:outlineLvl w:val="2"/>
     </w:pPr>
     <w:rPr>
-      <w:b w:val="0"/>
       <w:color w:val="434343"/>
       <w:sz w:val="28"/>
       <w:szCs w:val="28"/>
@@ -455,9 +1025,10 @@
     <w:basedOn w:val="Normal"/>
     <w:next w:val="Normal"/>
     <w:pPr>
-      <w:keepNext w:val="1"/>
-      <w:keepLines w:val="1"/>
-      <w:spacing w:after="80" w:before="280" w:lineRule="auto"/>
+      <w:keepNext/>
+      <w:keepLines/>
+      <w:spacing w:before="280" w:after="80"/>
+      <w:outlineLvl w:val="3"/>
     </w:pPr>
     <w:rPr>
       <w:color w:val="666666"/>
@@ -470,14 +1041,13 @@
     <w:basedOn w:val="Normal"/>
     <w:next w:val="Normal"/>
     <w:pPr>
-      <w:keepNext w:val="1"/>
-      <w:keepLines w:val="1"/>
-      <w:spacing w:after="80" w:before="240" w:lineRule="auto"/>
+      <w:keepNext/>
+      <w:keepLines/>
+      <w:spacing w:before="240" w:after="80"/>
+      <w:outlineLvl w:val="4"/>
     </w:pPr>
     <w:rPr>
       <w:color w:val="666666"/>
-      <w:sz w:val="22"/>
-      <w:szCs w:val="22"/>
     </w:rPr>
   </w:style>
   <w:style w:type="paragraph" w:styleId="Heading6">
@@ -485,25 +1055,51 @@
     <w:basedOn w:val="Normal"/>
     <w:next w:val="Normal"/>
     <w:pPr>
-      <w:keepNext w:val="1"/>
-      <w:keepLines w:val="1"/>
-      <w:spacing w:after="80" w:before="240" w:lineRule="auto"/>
+      <w:keepNext/>
+      <w:keepLines/>
+      <w:spacing w:before="240" w:after="80"/>
+      <w:outlineLvl w:val="5"/>
     </w:pPr>
     <w:rPr>
-      <w:i w:val="1"/>
+      <w:i/>
       <w:color w:val="666666"/>
-      <w:sz w:val="22"/>
-      <w:szCs w:val="22"/>
     </w:rPr>
+  </w:style>
+  <w:style w:type="character" w:default="1" w:styleId="DefaultParagraphFont">
+    <w:name w:val="Default Paragraph Font"/>
+    <w:uiPriority w:val="1"/>
+    <w:semiHidden/>
+    <w:unhideWhenUsed/>
+  </w:style>
+  <w:style w:type="table" w:default="1" w:styleId="TableNormal">
+    <w:name w:val="Normal Table"/>
+    <w:uiPriority w:val="99"/>
+    <w:semiHidden/>
+    <w:unhideWhenUsed/>
+    <w:tblPr>
+      <w:tblInd w:w="0" w:type="dxa"/>
+      <w:tblCellMar>
+        <w:top w:w="0" w:type="dxa"/>
+        <w:left w:w="108" w:type="dxa"/>
+        <w:bottom w:w="0" w:type="dxa"/>
+        <w:right w:w="108" w:type="dxa"/>
+      </w:tblCellMar>
+    </w:tblPr>
+  </w:style>
+  <w:style w:type="numbering" w:default="1" w:styleId="NoList">
+    <w:name w:val="No List"/>
+    <w:uiPriority w:val="99"/>
+    <w:semiHidden/>
+    <w:unhideWhenUsed/>
   </w:style>
   <w:style w:type="paragraph" w:styleId="Title">
     <w:name w:val="Title"/>
     <w:basedOn w:val="Normal"/>
     <w:next w:val="Normal"/>
     <w:pPr>
-      <w:keepNext w:val="1"/>
-      <w:keepLines w:val="1"/>
-      <w:spacing w:after="60" w:before="0" w:lineRule="auto"/>
+      <w:keepNext/>
+      <w:keepLines/>
+      <w:spacing w:after="60"/>
     </w:pPr>
     <w:rPr>
       <w:sz w:val="52"/>
@@ -515,13 +1111,11 @@
     <w:basedOn w:val="Normal"/>
     <w:next w:val="Normal"/>
     <w:pPr>
-      <w:keepNext w:val="1"/>
-      <w:keepLines w:val="1"/>
-      <w:spacing w:after="320" w:before="0" w:lineRule="auto"/>
+      <w:keepNext/>
+      <w:keepLines/>
+      <w:spacing w:after="320"/>
     </w:pPr>
     <w:rPr>
-      <w:rFonts w:ascii="Arial" w:cs="Arial" w:eastAsia="Arial" w:hAnsi="Arial"/>
-      <w:i w:val="0"/>
       <w:color w:val="666666"/>
       <w:sz w:val="30"/>
       <w:szCs w:val="30"/>

--- a/application/research statement.docx
+++ b/application/research statement.docx
@@ -43,105 +43,39 @@
           <w:sz w:val="24"/>
           <w:szCs w:val="24"/>
         </w:rPr>
-        <w:t xml:space="preserve">aduate student in </w:t>
-      </w:r>
-      <w:r>
-        <w:rPr>
-          <w:rFonts w:ascii="Times New Roman" w:eastAsia="Times New Roman" w:hAnsi="Times New Roman" w:cs="Times New Roman"/>
-          <w:sz w:val="24"/>
-          <w:szCs w:val="24"/>
-        </w:rPr>
-        <w:t>epidemiology,</w:t>
-      </w:r>
-      <w:r>
-        <w:rPr>
-          <w:rFonts w:ascii="Times New Roman" w:eastAsia="Times New Roman" w:hAnsi="Times New Roman" w:cs="Times New Roman"/>
-          <w:sz w:val="24"/>
-          <w:szCs w:val="24"/>
-        </w:rPr>
-        <w:t xml:space="preserve"> I knew I wanted to weave my statistical background into my epidemiological research with the application of advanced methods, and consequently in my dissertation work I focused on repeated anthropometric measures as an exposu</w:t>
-      </w:r>
-      <w:r>
-        <w:rPr>
-          <w:rFonts w:ascii="Times New Roman" w:eastAsia="Times New Roman" w:hAnsi="Times New Roman" w:cs="Times New Roman"/>
-          <w:sz w:val="24"/>
-          <w:szCs w:val="24"/>
-        </w:rPr>
-        <w:t>re when studying the connection between early life gr</w:t>
-      </w:r>
-      <w:bookmarkStart w:id="1" w:name="_GoBack"/>
-      <w:bookmarkEnd w:id="1"/>
-      <w:r>
-        <w:rPr>
-          <w:rFonts w:ascii="Times New Roman" w:eastAsia="Times New Roman" w:hAnsi="Times New Roman" w:cs="Times New Roman"/>
-          <w:sz w:val="24"/>
-          <w:szCs w:val="24"/>
-        </w:rPr>
-        <w:t>owth characteristics and cardiovascular disease predictors in adolescence. Transitioning to my current role as a postdoctoral researcher, I have leveraged my knowledge of longitudinal analyses in my curr</w:t>
-      </w:r>
-      <w:r>
-        <w:rPr>
-          <w:rFonts w:ascii="Times New Roman" w:eastAsia="Times New Roman" w:hAnsi="Times New Roman" w:cs="Times New Roman"/>
-          <w:sz w:val="24"/>
-          <w:szCs w:val="24"/>
-        </w:rPr>
-        <w:t xml:space="preserve">ent research interests, which include a focus on survival analysis to assess </w:t>
-      </w:r>
-      <w:r>
-        <w:rPr>
-          <w:rFonts w:ascii="Times New Roman" w:eastAsia="Times New Roman" w:hAnsi="Times New Roman" w:cs="Times New Roman"/>
-          <w:sz w:val="24"/>
-          <w:szCs w:val="24"/>
-        </w:rPr>
-        <w:t xml:space="preserve">changing </w:t>
-      </w:r>
-      <w:r>
-        <w:rPr>
-          <w:rFonts w:ascii="Times New Roman" w:eastAsia="Times New Roman" w:hAnsi="Times New Roman" w:cs="Times New Roman"/>
-          <w:sz w:val="24"/>
-          <w:szCs w:val="24"/>
-        </w:rPr>
-        <w:t xml:space="preserve">breast cancer risk </w:t>
-      </w:r>
-      <w:r>
-        <w:rPr>
-          <w:rFonts w:ascii="Times New Roman" w:eastAsia="Times New Roman" w:hAnsi="Times New Roman" w:cs="Times New Roman"/>
-          <w:sz w:val="24"/>
-          <w:szCs w:val="24"/>
-        </w:rPr>
-        <w:t>over age</w:t>
-      </w:r>
-      <w:r>
-        <w:rPr>
-          <w:rFonts w:ascii="Times New Roman" w:eastAsia="Times New Roman" w:hAnsi="Times New Roman" w:cs="Times New Roman"/>
-          <w:sz w:val="24"/>
-          <w:szCs w:val="24"/>
-        </w:rPr>
-        <w:t xml:space="preserve"> and </w:t>
-      </w:r>
-      <w:r>
-        <w:rPr>
-          <w:rFonts w:ascii="Times New Roman" w:eastAsia="Times New Roman" w:hAnsi="Times New Roman" w:cs="Times New Roman"/>
-          <w:sz w:val="24"/>
-          <w:szCs w:val="24"/>
-        </w:rPr>
-        <w:t xml:space="preserve">time in relation to risk factors such as a relative’s age at diagnosis and body size. If realized, my future research plans will be to continue </w:t>
-      </w:r>
-      <w:r>
-        <w:rPr>
-          <w:rFonts w:ascii="Times New Roman" w:eastAsia="Times New Roman" w:hAnsi="Times New Roman" w:cs="Times New Roman"/>
-          <w:sz w:val="24"/>
-          <w:szCs w:val="24"/>
-        </w:rPr>
-        <w:t>my current research focus on breast cancer incidence with the joint application of longitudinal and survival methods to study the role of changing modifiable lifestyle risk factors. My overarching goals and interests are to capture patterns of changing exp</w:t>
-      </w:r>
-      <w:r>
-        <w:rPr>
-          <w:rFonts w:ascii="Times New Roman" w:eastAsia="Times New Roman" w:hAnsi="Times New Roman" w:cs="Times New Roman"/>
-          <w:sz w:val="24"/>
-          <w:szCs w:val="24"/>
-        </w:rPr>
-        <w:t>osures over age and time to inform both the prevention and study of underlying causes of breast cancer.</w:t>
+        <w:t>aduate student in epidemiology, I knew I wanted to weave my statistical background into my epidemiological research with the application of advanced methods, and consequently in my dissertation work I focused on repeated anthropometric measures as an expos</w:t>
+      </w:r>
+      <w:r>
+        <w:rPr>
+          <w:rFonts w:ascii="Times New Roman" w:eastAsia="Times New Roman" w:hAnsi="Times New Roman" w:cs="Times New Roman"/>
+          <w:sz w:val="24"/>
+          <w:szCs w:val="24"/>
+        </w:rPr>
+        <w:t>ure when studying the connection between early life growth characteristics and cardiovascular disease predictors in adolescence. Transitioning to my current role as a postdoctoral researcher, I have leveraged my knowledge of longitudinal analyses in my cur</w:t>
+      </w:r>
+      <w:r>
+        <w:rPr>
+          <w:rFonts w:ascii="Times New Roman" w:eastAsia="Times New Roman" w:hAnsi="Times New Roman" w:cs="Times New Roman"/>
+          <w:sz w:val="24"/>
+          <w:szCs w:val="24"/>
+        </w:rPr>
+        <w:t>rent research interests, which include a focus on survival analysis to assess changing breast cancer risk over age and time in relation to risk factors such as a relative’s age at diagnosis and body size. My future research plans will be to continue my cur</w:t>
+      </w:r>
+      <w:r>
+        <w:rPr>
+          <w:rFonts w:ascii="Times New Roman" w:eastAsia="Times New Roman" w:hAnsi="Times New Roman" w:cs="Times New Roman"/>
+          <w:sz w:val="24"/>
+          <w:szCs w:val="24"/>
+        </w:rPr>
+        <w:t>rent research focus on breast cancer incidence with the joint application of longitudinal and survival methods to study the role of changing modifiable lifestyle risk factors. My overarching goals and interests are to capture patterns of changing exposures</w:t>
+      </w:r>
+      <w:r>
+        <w:rPr>
+          <w:rFonts w:ascii="Times New Roman" w:eastAsia="Times New Roman" w:hAnsi="Times New Roman" w:cs="Times New Roman"/>
+          <w:sz w:val="24"/>
+          <w:szCs w:val="24"/>
+        </w:rPr>
+        <w:t xml:space="preserve"> over age and time to inform both the prevention and study of underlying causes of breast cancer.</w:t>
       </w:r>
     </w:p>
     <w:p>
@@ -153,8 +87,8 @@
           <w:szCs w:val="28"/>
         </w:rPr>
       </w:pPr>
-      <w:bookmarkStart w:id="2" w:name="_uxav5arx7q7e" w:colFirst="0" w:colLast="0"/>
-      <w:bookmarkEnd w:id="2"/>
+      <w:bookmarkStart w:id="1" w:name="_uxav5arx7q7e" w:colFirst="0" w:colLast="0"/>
+      <w:bookmarkEnd w:id="1"/>
       <w:r>
         <w:rPr>
           <w:sz w:val="28"/>
@@ -178,55 +112,55 @@
           <w:sz w:val="24"/>
           <w:szCs w:val="24"/>
         </w:rPr>
-        <w:t>In my dissertation research, I wanted to better understand associations between early infant growth and lipid levels in ado</w:t>
-      </w:r>
-      <w:r>
-        <w:rPr>
-          <w:rFonts w:ascii="Times New Roman" w:eastAsia="Times New Roman" w:hAnsi="Times New Roman" w:cs="Times New Roman"/>
-          <w:sz w:val="24"/>
-          <w:szCs w:val="24"/>
-        </w:rPr>
-        <w:t>lescence. The “Developmental Origins of Health and Disease” theoretical framework informed my three aims, which, similar to my postdoctoral work, centered on a set of biomarker outcomes -- in this case the lipid biomarkers related to cardiovascular disease</w:t>
-      </w:r>
-      <w:r>
-        <w:rPr>
-          <w:rFonts w:ascii="Times New Roman" w:eastAsia="Times New Roman" w:hAnsi="Times New Roman" w:cs="Times New Roman"/>
-          <w:sz w:val="24"/>
-          <w:szCs w:val="24"/>
-        </w:rPr>
-        <w:t xml:space="preserve"> risk. To fund my dissertation work, I was fortunate to obtain an individual two-year American Heart Association predoctoral fellowship. When determining the extent to which associations exist between infant growth and lipid outcomes, I used a combination </w:t>
-      </w:r>
-      <w:r>
-        <w:rPr>
-          <w:rFonts w:ascii="Times New Roman" w:eastAsia="Times New Roman" w:hAnsi="Times New Roman" w:cs="Times New Roman"/>
-          <w:sz w:val="24"/>
-          <w:szCs w:val="24"/>
-        </w:rPr>
-        <w:t>of methods including a nonlinear mixed effects model and latent class growth mixture modeling to characterize growth as an exposure. Through the three years I spent developing the ideas and plans, analyzing the data, and interpreting the results, I had som</w:t>
-      </w:r>
-      <w:r>
-        <w:rPr>
-          <w:rFonts w:ascii="Times New Roman" w:eastAsia="Times New Roman" w:hAnsi="Times New Roman" w:cs="Times New Roman"/>
-          <w:sz w:val="24"/>
-          <w:szCs w:val="24"/>
-        </w:rPr>
-        <w:t>e unexpected findings that included the association between relatively faster growth and a favorable lipid profile in the first five months of life. I also found in my first aim that the socioeconomic position of an infant’s family can play a role in growt</w:t>
-      </w:r>
-      <w:r>
-        <w:rPr>
-          <w:rFonts w:ascii="Times New Roman" w:eastAsia="Times New Roman" w:hAnsi="Times New Roman" w:cs="Times New Roman"/>
-          <w:sz w:val="24"/>
-          <w:szCs w:val="24"/>
-        </w:rPr>
-        <w:t>h even at the earliest times of life, with lower socioeconomic position linked with slower, and less favorable growth. These findings are not in line with what most evidence to date and could point towards windows of time having distinct growth profiles an</w:t>
-      </w:r>
-      <w:r>
-        <w:rPr>
-          <w:rFonts w:ascii="Times New Roman" w:eastAsia="Times New Roman" w:hAnsi="Times New Roman" w:cs="Times New Roman"/>
-          <w:sz w:val="24"/>
-          <w:szCs w:val="24"/>
-        </w:rPr>
-        <w:t>d unique associations that may not be consistent over age.</w:t>
+        <w:t>In my dissertation research, I wanted to better understand associations between early infant growth and lipid levels in adolescen</w:t>
+      </w:r>
+      <w:r>
+        <w:rPr>
+          <w:rFonts w:ascii="Times New Roman" w:eastAsia="Times New Roman" w:hAnsi="Times New Roman" w:cs="Times New Roman"/>
+          <w:sz w:val="24"/>
+          <w:szCs w:val="24"/>
+        </w:rPr>
+        <w:t>ce. The “Developmental Origins of Health and Disease” theoretical framework informed my three aims, which, similar to my postdoctoral work, centered on a set of biomarker outcomes -- in this case the lipid biomarkers related to cardiovascular disease risk.</w:t>
+      </w:r>
+      <w:r>
+        <w:rPr>
+          <w:rFonts w:ascii="Times New Roman" w:eastAsia="Times New Roman" w:hAnsi="Times New Roman" w:cs="Times New Roman"/>
+          <w:sz w:val="24"/>
+          <w:szCs w:val="24"/>
+        </w:rPr>
+        <w:t xml:space="preserve"> To fund my dissertation work, I was fortunate to obtain an individual two-year American Heart Association predoctoral fellowship. When determining the extent to which associations exist between infant growth and lipid outcomes, I used a combination of met</w:t>
+      </w:r>
+      <w:r>
+        <w:rPr>
+          <w:rFonts w:ascii="Times New Roman" w:eastAsia="Times New Roman" w:hAnsi="Times New Roman" w:cs="Times New Roman"/>
+          <w:sz w:val="24"/>
+          <w:szCs w:val="24"/>
+        </w:rPr>
+        <w:t>hods including a nonlinear mixed effects model and latent class growth mixture modeling to characterize growth as an exposure. Through the three years I spent developing the ideas and plans, analyzing the data, and interpreting the results, I had some unex</w:t>
+      </w:r>
+      <w:r>
+        <w:rPr>
+          <w:rFonts w:ascii="Times New Roman" w:eastAsia="Times New Roman" w:hAnsi="Times New Roman" w:cs="Times New Roman"/>
+          <w:sz w:val="24"/>
+          <w:szCs w:val="24"/>
+        </w:rPr>
+        <w:t>pected findings that included the association between relatively faster growth and a favorable lipid profile in the first five months of life. I also found in my first aim that the socioeconomic position of an infant’s family can play a role in growth even</w:t>
+      </w:r>
+      <w:r>
+        <w:rPr>
+          <w:rFonts w:ascii="Times New Roman" w:eastAsia="Times New Roman" w:hAnsi="Times New Roman" w:cs="Times New Roman"/>
+          <w:sz w:val="24"/>
+          <w:szCs w:val="24"/>
+        </w:rPr>
+        <w:t xml:space="preserve"> at the earliest times of life, with lower socioeconomic position linked with slower, and less favorable growth. These findings are not in line with most evidence to date and could point towards windows of time having distinct growth profiles and unique as</w:t>
+      </w:r>
+      <w:r>
+        <w:rPr>
+          <w:rFonts w:ascii="Times New Roman" w:eastAsia="Times New Roman" w:hAnsi="Times New Roman" w:cs="Times New Roman"/>
+          <w:sz w:val="24"/>
+          <w:szCs w:val="24"/>
+        </w:rPr>
+        <w:t>sociations that may not be consistent over age.</w:t>
       </w:r>
     </w:p>
     <w:p>
@@ -256,8 +190,8 @@
           <w:szCs w:val="28"/>
         </w:rPr>
       </w:pPr>
-      <w:bookmarkStart w:id="3" w:name="_repmu8w5t1s" w:colFirst="0" w:colLast="0"/>
-      <w:bookmarkEnd w:id="3"/>
+      <w:bookmarkStart w:id="2" w:name="_repmu8w5t1s" w:colFirst="0" w:colLast="0"/>
+      <w:bookmarkEnd w:id="2"/>
       <w:r>
         <w:rPr>
           <w:sz w:val="28"/>
@@ -282,47 +216,73 @@
           <w:sz w:val="24"/>
           <w:szCs w:val="24"/>
         </w:rPr>
-        <w:t>Following my doctoral work studying links between infant growth and lipid levels in adolescence, I transitioned to postdoctoral work with a focus on breast cancer risk</w:t>
-      </w:r>
-      <w:r>
-        <w:rPr>
-          <w:rFonts w:ascii="Times New Roman" w:eastAsia="Times New Roman" w:hAnsi="Times New Roman" w:cs="Times New Roman"/>
-          <w:sz w:val="24"/>
-          <w:szCs w:val="24"/>
-        </w:rPr>
-        <w:t xml:space="preserve"> outcomes. This postdoctoral research experience has been challenging to learn best practices in breast cancer research, but also rewarding to now have productive research spanning both  cardiovascular disease and cancer outcomes, two of the most frequentl</w:t>
-      </w:r>
-      <w:r>
-        <w:rPr>
-          <w:rFonts w:ascii="Times New Roman" w:eastAsia="Times New Roman" w:hAnsi="Times New Roman" w:cs="Times New Roman"/>
-          <w:sz w:val="24"/>
-          <w:szCs w:val="24"/>
-        </w:rPr>
-        <w:t xml:space="preserve">y occurring diseases in the United States. My methodological focus on longitudinal changes shifted from mixed effects and latent class models to survival models with time-dependent covariates. The first manuscript from my postdoctoral work, just published </w:t>
-      </w:r>
-      <w:r>
-        <w:rPr>
-          <w:rFonts w:ascii="Times New Roman" w:eastAsia="Times New Roman" w:hAnsi="Times New Roman" w:cs="Times New Roman"/>
-          <w:sz w:val="24"/>
-          <w:szCs w:val="24"/>
-        </w:rPr>
-        <w:t>this month in the International Journal of Epidemiology, addresses familial correlation of breast cancer age of onset. Our goal was to determine if a woman currently without a breast cancer diagnosis and with a sister diagnosed with cancer has higher breas</w:t>
-      </w:r>
-      <w:r>
-        <w:rPr>
-          <w:rFonts w:ascii="Times New Roman" w:eastAsia="Times New Roman" w:hAnsi="Times New Roman" w:cs="Times New Roman"/>
-          <w:sz w:val="24"/>
-          <w:szCs w:val="24"/>
-        </w:rPr>
-        <w:t>t cancer risk when closer to the age at diagnosis of the affected sister. We found evidence supporting an increase in risk around the age of the sister’s diagnosis, and this original work offers the potential for use in diagnostic screening of women with a</w:t>
-      </w:r>
-      <w:r>
-        <w:rPr>
-          <w:rFonts w:ascii="Times New Roman" w:eastAsia="Times New Roman" w:hAnsi="Times New Roman" w:cs="Times New Roman"/>
-          <w:sz w:val="24"/>
-          <w:szCs w:val="24"/>
-        </w:rPr>
-        <w:t>ffected sisters.</w:t>
+        <w:t xml:space="preserve">Following my doctoral work studying links between infant growth and lipid levels in adolescence, I transitioned to postdoctoral work with a focus on breast cancer </w:t>
+      </w:r>
+      <w:bookmarkStart w:id="3" w:name="_GoBack"/>
+      <w:bookmarkEnd w:id="3"/>
+      <w:r>
+        <w:rPr>
+          <w:rFonts w:ascii="Times New Roman" w:eastAsia="Times New Roman" w:hAnsi="Times New Roman" w:cs="Times New Roman"/>
+          <w:sz w:val="24"/>
+          <w:szCs w:val="24"/>
+        </w:rPr>
+        <w:t xml:space="preserve">outcomes. </w:t>
+      </w:r>
+      <w:r>
+        <w:rPr>
+          <w:rFonts w:ascii="Times New Roman" w:eastAsia="Times New Roman" w:hAnsi="Times New Roman" w:cs="Times New Roman"/>
+          <w:sz w:val="24"/>
+          <w:szCs w:val="24"/>
+        </w:rPr>
+        <w:t xml:space="preserve">This postdoctoral research experience has been challenging to learn best practices in breast cancer research, but also rewarding to now have productive research spanning </w:t>
+      </w:r>
+      <w:r>
+        <w:rPr>
+          <w:rFonts w:ascii="Times New Roman" w:eastAsia="Times New Roman" w:hAnsi="Times New Roman" w:cs="Times New Roman"/>
+          <w:sz w:val="24"/>
+          <w:szCs w:val="24"/>
+        </w:rPr>
+        <w:t>both cardiovascular</w:t>
+      </w:r>
+      <w:r>
+        <w:rPr>
+          <w:rFonts w:ascii="Times New Roman" w:eastAsia="Times New Roman" w:hAnsi="Times New Roman" w:cs="Times New Roman"/>
+          <w:sz w:val="24"/>
+          <w:szCs w:val="24"/>
+        </w:rPr>
+        <w:t xml:space="preserve"> disease and cancer outcomes, two of the most frequently occurring</w:t>
+      </w:r>
+      <w:r>
+        <w:rPr>
+          <w:rFonts w:ascii="Times New Roman" w:eastAsia="Times New Roman" w:hAnsi="Times New Roman" w:cs="Times New Roman"/>
+          <w:sz w:val="24"/>
+          <w:szCs w:val="24"/>
+        </w:rPr>
+        <w:t xml:space="preserve"> diseases in the United States. My methodological focus on longitudinal changes shifted from mixed effects and latent class models to survival models with time-dependent covariates. The first manuscript from my postdoctoral work, just published this month </w:t>
+      </w:r>
+      <w:r>
+        <w:rPr>
+          <w:rFonts w:ascii="Times New Roman" w:eastAsia="Times New Roman" w:hAnsi="Times New Roman" w:cs="Times New Roman"/>
+          <w:sz w:val="24"/>
+          <w:szCs w:val="24"/>
+        </w:rPr>
+        <w:t>in the International Journal of Epidemiology, addresses familial correlation of breast cancer age of onset. Our goal was to determine if a woman currently without a breast cancer diagnosis and with a sister diagnosed with cancer has higher breast cancer ri</w:t>
+      </w:r>
+      <w:r>
+        <w:rPr>
+          <w:rFonts w:ascii="Times New Roman" w:eastAsia="Times New Roman" w:hAnsi="Times New Roman" w:cs="Times New Roman"/>
+          <w:sz w:val="24"/>
+          <w:szCs w:val="24"/>
+        </w:rPr>
+        <w:t>sk when closer to the age at diagnosis of the affected sister. We found evidence supporting an increase in risk around the age of the sister’s diagnosis, and this original work offers the potential for use in diagnostic screening of women with affected sis</w:t>
+      </w:r>
+      <w:r>
+        <w:rPr>
+          <w:rFonts w:ascii="Times New Roman" w:eastAsia="Times New Roman" w:hAnsi="Times New Roman" w:cs="Times New Roman"/>
+          <w:sz w:val="24"/>
+          <w:szCs w:val="24"/>
+        </w:rPr>
+        <w:t>ters.</w:t>
       </w:r>
     </w:p>
     <w:p>
@@ -340,31 +300,31 @@
           <w:sz w:val="24"/>
           <w:szCs w:val="24"/>
         </w:rPr>
-        <w:t>Several in-progress projects that also involve breast cancer incidence outcomes include a multi-aim project focusing on serum iron biomarkers, and a descriptive analysis of the change of associations between body mass index (BMI) and breas</w:t>
-      </w:r>
-      <w:r>
-        <w:rPr>
-          <w:rFonts w:ascii="Times New Roman" w:eastAsia="Times New Roman" w:hAnsi="Times New Roman" w:cs="Times New Roman"/>
-          <w:sz w:val="24"/>
-          <w:szCs w:val="24"/>
-        </w:rPr>
-        <w:t>t cancer risk over age and time according to pre- and postmenopausal status. Having concluded the analyses for the latter project in a large consortium, we have preliminary evidence suggesting a stronger association between BMI and  breast cancer risk over</w:t>
-      </w:r>
-      <w:r>
-        <w:rPr>
-          <w:rFonts w:ascii="Times New Roman" w:eastAsia="Times New Roman" w:hAnsi="Times New Roman" w:cs="Times New Roman"/>
-          <w:sz w:val="24"/>
-          <w:szCs w:val="24"/>
-        </w:rPr>
-        <w:t xml:space="preserve"> age-time for postmenopausal women relative to premenopausal women. This descriptive epidemiology can inform future hypothesis-driven research efforts to understand the etiology of BMI and breast cancer risk as it switches from a protective association dur</w:t>
-      </w:r>
-      <w:r>
-        <w:rPr>
-          <w:rFonts w:ascii="Times New Roman" w:eastAsia="Times New Roman" w:hAnsi="Times New Roman" w:cs="Times New Roman"/>
-          <w:sz w:val="24"/>
-          <w:szCs w:val="24"/>
-        </w:rPr>
-        <w:t>ing premenopause to an adverse association during postmenopause.</w:t>
+        <w:t>Several in-progress projects that also involve breast cancer outcomes include a multi-aim project focusing on serum iron biomarkers, and a descriptive analysis of the change of associations between body mass index (BMI) and breast cancer risk over ag</w:t>
+      </w:r>
+      <w:r>
+        <w:rPr>
+          <w:rFonts w:ascii="Times New Roman" w:eastAsia="Times New Roman" w:hAnsi="Times New Roman" w:cs="Times New Roman"/>
+          <w:sz w:val="24"/>
+          <w:szCs w:val="24"/>
+        </w:rPr>
+        <w:t>e and time according to pre- and postmenopausal status. Having concluded the analyses for the latter project in a large consortium, we have preliminary evidence suggesting a stronger association between BMI and  breast cancer risk over age-time for postmen</w:t>
+      </w:r>
+      <w:r>
+        <w:rPr>
+          <w:rFonts w:ascii="Times New Roman" w:eastAsia="Times New Roman" w:hAnsi="Times New Roman" w:cs="Times New Roman"/>
+          <w:sz w:val="24"/>
+          <w:szCs w:val="24"/>
+        </w:rPr>
+        <w:t>opausal women relative to premenopausal women. This descriptive epidemiology can inform future hypothesis-driven research efforts to understand the etiology of BMI and breast cancer risk as it switches from a protective association during premenopause to a</w:t>
+      </w:r>
+      <w:r>
+        <w:rPr>
+          <w:rFonts w:ascii="Times New Roman" w:eastAsia="Times New Roman" w:hAnsi="Times New Roman" w:cs="Times New Roman"/>
+          <w:sz w:val="24"/>
+          <w:szCs w:val="24"/>
+        </w:rPr>
+        <w:t>n adverse association during postmenopause.</w:t>
       </w:r>
     </w:p>
     <w:p>
@@ -396,47 +356,47 @@
           <w:sz w:val="24"/>
           <w:szCs w:val="24"/>
         </w:rPr>
-        <w:t>In my planned future research, which I am currently developing as a K award application to be submitted to the National Institute of Aging in 2021, my plan is to advance knowl</w:t>
-      </w:r>
-      <w:r>
-        <w:rPr>
-          <w:rFonts w:ascii="Times New Roman" w:eastAsia="Times New Roman" w:hAnsi="Times New Roman" w:cs="Times New Roman"/>
-          <w:sz w:val="24"/>
-          <w:szCs w:val="24"/>
-        </w:rPr>
-        <w:t>edge of lifestyle change and its relationship with cancer incidence and mortality. To accomplish this aim, my methods will include a joint regression model simultaneously combining longitudinal and Cox models. To date, most research centers on cross-sectio</w:t>
-      </w:r>
-      <w:r>
-        <w:rPr>
-          <w:rFonts w:ascii="Times New Roman" w:eastAsia="Times New Roman" w:hAnsi="Times New Roman" w:cs="Times New Roman"/>
-          <w:sz w:val="24"/>
-          <w:szCs w:val="24"/>
-        </w:rPr>
-        <w:t>nal lifestyle measures, missing the potential to capture variability over time. These lifestyle exposures, which include body mass index, sedentary behavior, alcohol use, and smoking, are also a good opportunity to teach students advanced epidemiologic met</w:t>
-      </w:r>
-      <w:r>
-        <w:rPr>
-          <w:rFonts w:ascii="Times New Roman" w:eastAsia="Times New Roman" w:hAnsi="Times New Roman" w:cs="Times New Roman"/>
-          <w:sz w:val="24"/>
-          <w:szCs w:val="24"/>
-        </w:rPr>
-        <w:t>hods related to common public health exposures. In considering future research directions, my goal is to include high-impact modifiable exposures relating to breast cancer incidence and to build upon the methodological work I have done with my dissertation</w:t>
-      </w:r>
-      <w:r>
-        <w:rPr>
-          <w:rFonts w:ascii="Times New Roman" w:eastAsia="Times New Roman" w:hAnsi="Times New Roman" w:cs="Times New Roman"/>
-          <w:sz w:val="24"/>
-          <w:szCs w:val="24"/>
-        </w:rPr>
-        <w:t xml:space="preserve"> and postdoctoral work, namely longitudinal, latent growth mixture modeling, and time-to-event methods. Specifically, I am interested in measuring a lifestyle construct of top risk factors, its change as a woman ages, and its relation to breast cancer inci</w:t>
-      </w:r>
-      <w:r>
-        <w:rPr>
-          <w:rFonts w:ascii="Times New Roman" w:eastAsia="Times New Roman" w:hAnsi="Times New Roman" w:cs="Times New Roman"/>
-          <w:sz w:val="24"/>
-          <w:szCs w:val="24"/>
-        </w:rPr>
-        <w:t xml:space="preserve">dence and all-cause </w:t>
+        <w:t xml:space="preserve">In my future research, which I am currently developing as a K award application to be submitted to the National Institute of Aging in 2021, my plan is to advance knowledge of lifestyle change and </w:t>
+      </w:r>
+      <w:r>
+        <w:rPr>
+          <w:rFonts w:ascii="Times New Roman" w:eastAsia="Times New Roman" w:hAnsi="Times New Roman" w:cs="Times New Roman"/>
+          <w:sz w:val="24"/>
+          <w:szCs w:val="24"/>
+        </w:rPr>
+        <w:t>its relationship with cancer incidence and mortality. To accomplish this aim, my methods will include a joint regression model simultaneously combining longitudinal and Cox models. To date, most research centers on cross-sectional lifestyle measures, missi</w:t>
+      </w:r>
+      <w:r>
+        <w:rPr>
+          <w:rFonts w:ascii="Times New Roman" w:eastAsia="Times New Roman" w:hAnsi="Times New Roman" w:cs="Times New Roman"/>
+          <w:sz w:val="24"/>
+          <w:szCs w:val="24"/>
+        </w:rPr>
+        <w:t xml:space="preserve">ng the potential to capture variability over time. These lifestyle exposures, which include body mass index, physical activity, alcohol use, and smoking, are also a good opportunity to teach students advanced epidemiologic methods related to common public </w:t>
+      </w:r>
+      <w:r>
+        <w:rPr>
+          <w:rFonts w:ascii="Times New Roman" w:eastAsia="Times New Roman" w:hAnsi="Times New Roman" w:cs="Times New Roman"/>
+          <w:sz w:val="24"/>
+          <w:szCs w:val="24"/>
+        </w:rPr>
+        <w:t>health exposures. In considering future research directions, my goal is to include high-impact modifiable exposures relating to breast cancer incidence and to build upon the methodological work I have done with my dissertation and postdoctoral work, namely</w:t>
+      </w:r>
+      <w:r>
+        <w:rPr>
+          <w:rFonts w:ascii="Times New Roman" w:eastAsia="Times New Roman" w:hAnsi="Times New Roman" w:cs="Times New Roman"/>
+          <w:sz w:val="24"/>
+          <w:szCs w:val="24"/>
+        </w:rPr>
+        <w:t xml:space="preserve"> longitudinal, latent growth mixture modeling, and time-to-event methods. Specifically, I am interested in measuring a lifestyle construct, its change as a woman ages, and its relation to breast cancer incidence and all-cause mortality. In fact, a recent s</w:t>
+      </w:r>
+      <w:r>
+        <w:rPr>
+          <w:rFonts w:ascii="Times New Roman" w:eastAsia="Times New Roman" w:hAnsi="Times New Roman" w:cs="Times New Roman"/>
+          <w:sz w:val="24"/>
+          <w:szCs w:val="24"/>
+        </w:rPr>
+        <w:t xml:space="preserve">tudy has </w:t>
       </w:r>
       <w:r>
         <w:rPr>
@@ -445,31 +405,31 @@
           <w:szCs w:val="24"/>
         </w:rPr>
         <w:lastRenderedPageBreak/>
-        <w:t>mortality. In fact, a recent study has found that fewer than 10 percent of federally funded research projects consider more than one of the top ten risk factors for mortality at a time and my plan is to continue to expand my research, w</w:t>
-      </w:r>
-      <w:r>
-        <w:rPr>
-          <w:rFonts w:ascii="Times New Roman" w:eastAsia="Times New Roman" w:hAnsi="Times New Roman" w:cs="Times New Roman"/>
-          <w:sz w:val="24"/>
-          <w:szCs w:val="24"/>
-        </w:rPr>
-        <w:t xml:space="preserve">hich considers multiple risk factors for breast cancer. In sum, I am motivated and enthusiastic about pursuing an independent research program to better understand the role of common modifiable lifestyle factors in the role of breast cancer and mortality. </w:t>
-      </w:r>
-      <w:r>
-        <w:rPr>
-          <w:rFonts w:ascii="Times New Roman" w:eastAsia="Times New Roman" w:hAnsi="Times New Roman" w:cs="Times New Roman"/>
-          <w:sz w:val="24"/>
-          <w:szCs w:val="24"/>
-        </w:rPr>
-        <w:t>To be able to follow this path at the George Mason University's College of Health and Human Services would be a welcome opportunity, where my research would mesh well with existing public health research teams and where I can collaborate in the development</w:t>
-      </w:r>
-      <w:r>
-        <w:rPr>
-          <w:rFonts w:ascii="Times New Roman" w:eastAsia="Times New Roman" w:hAnsi="Times New Roman" w:cs="Times New Roman"/>
-          <w:sz w:val="24"/>
-          <w:szCs w:val="24"/>
-        </w:rPr>
-        <w:t xml:space="preserve"> of a teaching program in advanced training in research methods and data analysis.</w:t>
+        <w:t>found that fewer than 10 percent of federally-funded research projects consider more than one of the top ten risk factors for mortality at a time. To address this research gap, I plan to expand my research and consider multiple risk factors for br</w:t>
+      </w:r>
+      <w:r>
+        <w:rPr>
+          <w:rFonts w:ascii="Times New Roman" w:eastAsia="Times New Roman" w:hAnsi="Times New Roman" w:cs="Times New Roman"/>
+          <w:sz w:val="24"/>
+          <w:szCs w:val="24"/>
+        </w:rPr>
+        <w:t>east cancer. In sum, I am motivated and enthusiastic about pursuing an independent research program to better understand the role of common modifiable lifestyle factors in the role of breast cancer and mortality. To be able to follow this path at the Georg</w:t>
+      </w:r>
+      <w:r>
+        <w:rPr>
+          <w:rFonts w:ascii="Times New Roman" w:eastAsia="Times New Roman" w:hAnsi="Times New Roman" w:cs="Times New Roman"/>
+          <w:sz w:val="24"/>
+          <w:szCs w:val="24"/>
+        </w:rPr>
+        <w:t>e Mason University's College of Health and Human Services would be a welcome opportunity, where my research would mesh well with existing public health research teams and where I can collaborate in the development of a teaching program in advanced training</w:t>
+      </w:r>
+      <w:r>
+        <w:rPr>
+          <w:rFonts w:ascii="Times New Roman" w:eastAsia="Times New Roman" w:hAnsi="Times New Roman" w:cs="Times New Roman"/>
+          <w:sz w:val="24"/>
+          <w:szCs w:val="24"/>
+        </w:rPr>
+        <w:t xml:space="preserve"> in research methods and data analysis.</w:t>
       </w:r>
     </w:p>
     <w:sectPr>
